--- a/assets/Linsen_Wang_CV.docx
+++ b/assets/Linsen_Wang_CV.docx
@@ -66,36 +66,6 @@
           <w:szCs w:val="28"/>
         </w:rPr>
         <w:t>)</w:t>
-      </w:r>
-      <w:r>
-        <w:rPr>
-          <w:rFonts w:ascii="Times New Roman" w:hAnsi="Times New Roman" w:cs="Times New Roman"/>
-          <w:b/>
-          <w:bCs/>
-          <w:sz w:val="24"/>
-          <w:szCs w:val="24"/>
-        </w:rPr>
-        <w:t xml:space="preserve">        </w:t>
-      </w:r>
-      <w:r>
-        <w:rPr>
-          <w:rFonts w:ascii="Times New Roman" w:hAnsi="Times New Roman" w:cs="Times New Roman"/>
-          <w:b/>
-          <w:bCs/>
-          <w:sz w:val="24"/>
-          <w:szCs w:val="24"/>
-        </w:rPr>
-        <w:t xml:space="preserve">                   </w:t>
-      </w:r>
-      <w:r>
-        <w:rPr>
-          <w:rFonts w:ascii="Times New Roman" w:hAnsi="Times New Roman" w:cs="Times New Roman"/>
-          <w:b/>
-          <w:bCs/>
-          <w:sz w:val="24"/>
-          <w:szCs w:val="24"/>
-        </w:rPr>
-        <w:t>The Chinese University of Hong Kong</w:t>
       </w:r>
     </w:p>
     <w:tbl>
@@ -126,55 +96,6 @@
           <w:tcPr>
             <w:tcW w:w="9764" w:type="dxa"/>
           </w:tcPr>
-          <w:p>
-            <w:pPr>
-              <w:rPr>
-                <w:rFonts w:ascii="Times New Roman" w:hAnsi="Times New Roman" w:cs="Times New Roman"/>
-                <w:sz w:val="24"/>
-                <w:szCs w:val="24"/>
-              </w:rPr>
-            </w:pPr>
-            <w:r>
-              <w:rPr>
-                <w:rFonts w:ascii="Times New Roman" w:hAnsi="Times New Roman" w:cs="Times New Roman"/>
-                <w:sz w:val="24"/>
-                <w:szCs w:val="24"/>
-              </w:rPr>
-              <w:t>I</w:t>
-            </w:r>
-            <w:r>
-              <w:rPr>
-                <w:rFonts w:ascii="Times New Roman" w:hAnsi="Times New Roman" w:cs="Times New Roman" w:hint="eastAsia"/>
-                <w:sz w:val="24"/>
-                <w:szCs w:val="24"/>
-              </w:rPr>
-              <w:t xml:space="preserve">nstitute of Space and Earth Information </w:t>
-            </w:r>
-            <w:r>
-              <w:rPr>
-                <w:rFonts w:ascii="Times New Roman" w:hAnsi="Times New Roman" w:cs="Times New Roman" w:hint="eastAsia"/>
-                <w:sz w:val="24"/>
-                <w:szCs w:val="24"/>
-              </w:rPr>
-              <w:t>S</w:t>
-            </w:r>
-            <w:r>
-              <w:rPr>
-                <w:rFonts w:ascii="Times New Roman" w:hAnsi="Times New Roman" w:cs="Times New Roman" w:hint="eastAsia"/>
-                <w:sz w:val="24"/>
-                <w:szCs w:val="24"/>
-              </w:rPr>
-              <w:t>cience</w:t>
-            </w:r>
-            <w:r>
-              <w:rPr>
-                <w:rFonts w:ascii="Times New Roman" w:hAnsi="Times New Roman" w:cs="Times New Roman" w:hint="eastAsia"/>
-                <w:sz w:val="24"/>
-                <w:szCs w:val="24"/>
-              </w:rPr>
-              <w:t>, Chinese University of Hong Kong, SAR, China</w:t>
-            </w:r>
-          </w:p>
           <w:p>
             <w:pPr>
               <w:rPr>
@@ -242,7 +163,7 @@
           <w:p>
             <w:pPr>
               <w:rPr>
-                <w:rFonts w:ascii="Times New Roman" w:hAnsi="Times New Roman" w:cs="Times New Roman" w:hint="eastAsia"/>
+                <w:rFonts w:ascii="Times New Roman" w:hAnsi="Times New Roman" w:cs="Times New Roman"/>
               </w:rPr>
             </w:pPr>
             <w:r>
@@ -258,7 +179,7 @@
               <w:rPr>
                 <w:rFonts w:ascii="Times New Roman" w:hAnsi="Times New Roman" w:cs="Times New Roman"/>
               </w:rPr>
-              <w:t>https://geo-ai-for-health.github.io/index.html</w:t>
+              <w:t>https://geo-ai-for-health.github.io/</w:t>
             </w:r>
           </w:p>
           <w:p>
@@ -267,81 +188,6 @@
                 <w:rFonts w:ascii="Times New Roman" w:hAnsi="Times New Roman" w:cs="Times New Roman"/>
               </w:rPr>
             </w:pPr>
-            <w:r>
-              <w:rPr>
-                <w:rFonts w:ascii="Times New Roman" w:hAnsi="Times New Roman" w:cs="Times New Roman"/>
-                <w:noProof/>
-                <w:sz w:val="24"/>
-                <w:szCs w:val="24"/>
-              </w:rPr>
-              <mc:AlternateContent>
-                <mc:Choice Requires="wps">
-                  <w:drawing>
-                    <wp:anchor distT="0" distB="0" distL="114300" distR="114300" simplePos="0" relativeHeight="251673600" behindDoc="0" locked="0" layoutInCell="1" allowOverlap="1" wp14:anchorId="5CB2F776" wp14:editId="14CD18C2">
-                      <wp:simplePos x="0" y="0"/>
-                      <wp:positionH relativeFrom="margin">
-                        <wp:posOffset>-84170</wp:posOffset>
-                      </wp:positionH>
-                      <wp:positionV relativeFrom="page">
-                        <wp:posOffset>785101</wp:posOffset>
-                      </wp:positionV>
-                      <wp:extent cx="6224270" cy="0"/>
-                      <wp:effectExtent l="0" t="0" r="0" b="0"/>
-                      <wp:wrapNone/>
-                      <wp:docPr id="916715583" name="直接连接符 2"/>
-                      <wp:cNvGraphicFramePr/>
-                      <a:graphic xmlns:a="http://schemas.openxmlformats.org/drawingml/2006/main">
-                        <a:graphicData uri="http://schemas.microsoft.com/office/word/2010/wordprocessingShape">
-                          <wps:wsp>
-                            <wps:cNvCnPr/>
-                            <wps:spPr>
-                              <a:xfrm>
-                                <a:off x="0" y="0"/>
-                                <a:ext cx="6224270" cy="0"/>
-                              </a:xfrm>
-                              <a:prstGeom prst="line">
-                                <a:avLst/>
-                              </a:prstGeom>
-                              <a:ln w="12700">
-                                <a:solidFill>
-                                  <a:schemeClr val="tx1"/>
-                                </a:solidFill>
-                              </a:ln>
-                            </wps:spPr>
-                            <wps:style>
-                              <a:lnRef idx="1">
-                                <a:schemeClr val="accent1"/>
-                              </a:lnRef>
-                              <a:fillRef idx="0">
-                                <a:schemeClr val="accent1"/>
-                              </a:fillRef>
-                              <a:effectRef idx="0">
-                                <a:schemeClr val="accent1"/>
-                              </a:effectRef>
-                              <a:fontRef idx="minor">
-                                <a:schemeClr val="tx1"/>
-                              </a:fontRef>
-                            </wps:style>
-                            <wps:bodyPr/>
-                          </wps:wsp>
-                        </a:graphicData>
-                      </a:graphic>
-                      <wp14:sizeRelH relativeFrom="margin">
-                        <wp14:pctWidth>0</wp14:pctWidth>
-                      </wp14:sizeRelH>
-                    </wp:anchor>
-                  </w:drawing>
-                </mc:Choice>
-                <mc:Fallback>
-                  <w:pict>
-                    <v:line w14:anchorId="54ABFF20" id="直接连接符 2" o:spid="_x0000_s1026" style="position:absolute;z-index:251673600;visibility:visible;mso-wrap-style:square;mso-width-percent:0;mso-wrap-distance-left:9pt;mso-wrap-distance-top:0;mso-wrap-distance-right:9pt;mso-wrap-distance-bottom:0;mso-position-horizontal:absolute;mso-position-horizontal-relative:margin;mso-position-vertical:absolute;mso-position-vertical-relative:page;mso-width-percent:0;mso-width-relative:margin" from="-6.65pt,61.8pt" to="483.45pt,61.8pt" o:gfxdata="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" strokecolor="black [3213]" strokeweight="1pt">
-                      <v:stroke joinstyle="miter"/>
-                      <w10:wrap anchorx="margin" anchory="page"/>
-                    </v:line>
-                  </w:pict>
-                </mc:Fallback>
-              </mc:AlternateContent>
-            </w:r>
             <w:r>
               <w:rPr>
                 <w:rFonts w:ascii="Times New Roman" w:hAnsi="Times New Roman" w:cs="Times New Roman" w:hint="eastAsia"/>
@@ -384,7 +230,9 @@
           <w:szCs w:val="24"/>
         </w:rPr>
       </w:pPr>
-      <w:r>
+    </w:p>
+    <w:p>
+      <w:pPr>
         <w:rPr>
           <w:rFonts w:ascii="Times New Roman" w:hAnsi="Times New Roman" w:cs="Times New Roman"/>
           <w:b/>
@@ -392,7 +240,338 @@
           <w:sz w:val="24"/>
           <w:szCs w:val="24"/>
         </w:rPr>
+      </w:pPr>
+      <w:r>
+        <w:rPr>
+          <w:rFonts w:ascii="Times New Roman" w:hAnsi="Times New Roman" w:cs="Times New Roman"/>
+          <w:b/>
+          <w:bCs/>
+          <w:sz w:val="24"/>
+          <w:szCs w:val="24"/>
+        </w:rPr>
+        <w:t>W</w:t>
+      </w:r>
+      <w:r>
+        <w:rPr>
+          <w:rFonts w:ascii="Times New Roman" w:hAnsi="Times New Roman" w:cs="Times New Roman" w:hint="eastAsia"/>
+          <w:b/>
+          <w:bCs/>
+          <w:sz w:val="24"/>
+          <w:szCs w:val="24"/>
+        </w:rPr>
+        <w:t>ORK</w:t>
+      </w:r>
+      <w:r>
+        <w:rPr>
+          <w:rFonts w:ascii="Times New Roman" w:hAnsi="Times New Roman" w:cs="Times New Roman"/>
+          <w:b/>
+          <w:bCs/>
+          <w:sz w:val="24"/>
+          <w:szCs w:val="24"/>
+        </w:rPr>
+        <w:t xml:space="preserve"> E</w:t>
+      </w:r>
+      <w:r>
+        <w:rPr>
+          <w:rFonts w:ascii="Times New Roman" w:hAnsi="Times New Roman" w:cs="Times New Roman" w:hint="eastAsia"/>
+          <w:b/>
+          <w:bCs/>
+          <w:sz w:val="24"/>
+          <w:szCs w:val="24"/>
+        </w:rPr>
+        <w:t>XPERIENCE</w:t>
+      </w:r>
+      <w:r>
+        <w:rPr>
+          <w:rFonts w:ascii="Times New Roman" w:hAnsi="Times New Roman" w:cs="Times New Roman" w:hint="eastAsia"/>
+          <w:noProof/>
+          <w:szCs w:val="21"/>
+        </w:rPr>
+        <mc:AlternateContent>
+          <mc:Choice Requires="wps">
+            <w:drawing>
+              <wp:anchor distT="0" distB="0" distL="114300" distR="114300" simplePos="0" relativeHeight="251681792" behindDoc="0" locked="0" layoutInCell="1" allowOverlap="1" wp14:anchorId="121A9659" wp14:editId="3C3EDDA1">
+                <wp:simplePos x="0" y="0"/>
+                <wp:positionH relativeFrom="margin">
+                  <wp:posOffset>-31830</wp:posOffset>
+                </wp:positionH>
+                <wp:positionV relativeFrom="paragraph">
+                  <wp:posOffset>203690</wp:posOffset>
+                </wp:positionV>
+                <wp:extent cx="6227179" cy="0"/>
+                <wp:effectExtent l="0" t="0" r="0" b="0"/>
+                <wp:wrapNone/>
+                <wp:docPr id="1228745876" name="直接连接符 6"/>
+                <wp:cNvGraphicFramePr/>
+                <a:graphic xmlns:a="http://schemas.openxmlformats.org/drawingml/2006/main">
+                  <a:graphicData uri="http://schemas.microsoft.com/office/word/2010/wordprocessingShape">
+                    <wps:wsp>
+                      <wps:cNvCnPr/>
+                      <wps:spPr>
+                        <a:xfrm>
+                          <a:off x="0" y="0"/>
+                          <a:ext cx="6227179" cy="0"/>
+                        </a:xfrm>
+                        <a:prstGeom prst="line">
+                          <a:avLst/>
+                        </a:prstGeom>
+                        <a:ln w="12700">
+                          <a:solidFill>
+                            <a:schemeClr val="tx1"/>
+                          </a:solidFill>
+                        </a:ln>
+                      </wps:spPr>
+                      <wps:style>
+                        <a:lnRef idx="1">
+                          <a:schemeClr val="accent1"/>
+                        </a:lnRef>
+                        <a:fillRef idx="0">
+                          <a:schemeClr val="accent1"/>
+                        </a:fillRef>
+                        <a:effectRef idx="0">
+                          <a:schemeClr val="accent1"/>
+                        </a:effectRef>
+                        <a:fontRef idx="minor">
+                          <a:schemeClr val="tx1"/>
+                        </a:fontRef>
+                      </wps:style>
+                      <wps:bodyPr/>
+                    </wps:wsp>
+                  </a:graphicData>
+                </a:graphic>
+                <wp14:sizeRelH relativeFrom="margin">
+                  <wp14:pctWidth>0</wp14:pctWidth>
+                </wp14:sizeRelH>
+              </wp:anchor>
+            </w:drawing>
+          </mc:Choice>
+          <mc:Fallback xmlns:w16cei="http://schemas.microsoft.com/office/word/2026/wordml/cei">
+            <w:pict>
+              <v:line w14:anchorId="194D4A81" id="直接连接符 6" o:spid="_x0000_s1026" style="position:absolute;z-index:251681792;visibility:visible;mso-wrap-style:square;mso-width-percent:0;mso-wrap-distance-left:9pt;mso-wrap-distance-top:0;mso-wrap-distance-right:9pt;mso-wrap-distance-bottom:0;mso-position-horizontal:absolute;mso-position-horizontal-relative:margin;mso-position-vertical:absolute;mso-position-vertical-relative:text;mso-width-percent:0;mso-width-relative:margin" from="-2.5pt,16.05pt" to="487.85pt,16.05pt" o:gfxdata="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" strokecolor="black [3213]" strokeweight="1pt">
+                <v:stroke joinstyle="miter"/>
+                <w10:wrap anchorx="margin"/>
+              </v:line>
+            </w:pict>
+          </mc:Fallback>
+        </mc:AlternateContent>
+      </w:r>
+    </w:p>
+    <w:p>
+      <w:pPr>
+        <w:rPr>
+          <w:rFonts w:ascii="Times New Roman" w:hAnsi="Times New Roman" w:cs="Times New Roman"/>
+          <w:b/>
+          <w:bCs/>
+          <w:szCs w:val="21"/>
+        </w:rPr>
+      </w:pPr>
+      <w:r>
+        <w:rPr>
+          <w:rFonts w:ascii="Times New Roman" w:hAnsi="Times New Roman" w:cs="Times New Roman"/>
+          <w:b/>
+          <w:bCs/>
+          <w:szCs w:val="21"/>
+        </w:rPr>
+        <w:t>Hong Kong University of Science and Technology</w:t>
+      </w:r>
+    </w:p>
+    <w:p>
+      <w:pPr>
+        <w:rPr>
+          <w:rFonts w:ascii="Times New Roman" w:hAnsi="Times New Roman" w:cs="Times New Roman"/>
+          <w:sz w:val="22"/>
+        </w:rPr>
+      </w:pPr>
+      <w:r>
+        <w:rPr>
+          <w:rFonts w:ascii="Times New Roman" w:hAnsi="Times New Roman" w:cs="Times New Roman"/>
+          <w:sz w:val="22"/>
+        </w:rPr>
+        <w:t>Postdoctoral Fellow</w:t>
+      </w:r>
+      <w:r>
+        <w:rPr>
+          <w:rFonts w:ascii="Times New Roman" w:hAnsi="Times New Roman" w:cs="Times New Roman" w:hint="eastAsia"/>
+          <w:sz w:val="22"/>
+        </w:rPr>
+        <w:t xml:space="preserve">, </w:t>
+      </w:r>
+      <w:r>
+        <w:rPr>
+          <w:rFonts w:ascii="Times New Roman" w:hAnsi="Times New Roman" w:cs="Times New Roman"/>
+          <w:sz w:val="22"/>
+        </w:rPr>
+        <w:t>Department of Computer Science and Engineering</w:t>
+      </w:r>
+      <w:r>
+        <w:rPr>
+          <w:rFonts w:ascii="Times New Roman" w:hAnsi="Times New Roman" w:cs="Times New Roman" w:hint="eastAsia"/>
+          <w:sz w:val="22"/>
+        </w:rPr>
+        <w:t xml:space="preserve">           </w:t>
+      </w:r>
+      <w:r>
+        <w:rPr>
+          <w:rFonts w:ascii="Times New Roman" w:hAnsi="Times New Roman" w:cs="Times New Roman" w:hint="eastAsia"/>
+          <w:sz w:val="22"/>
+        </w:rPr>
+        <w:t xml:space="preserve">  </w:t>
+      </w:r>
+      <w:r>
+        <w:rPr>
+          <w:rFonts w:ascii="Times New Roman" w:hAnsi="Times New Roman" w:cs="Times New Roman" w:hint="eastAsia"/>
+          <w:szCs w:val="21"/>
+        </w:rPr>
+        <w:t>2026.10</w:t>
+      </w:r>
+      <w:r>
+        <w:rPr>
+          <w:rFonts w:ascii="Times New Roman" w:hAnsi="Times New Roman" w:cs="Times New Roman" w:hint="eastAsia"/>
+          <w:szCs w:val="21"/>
+        </w:rPr>
+        <w:t>-</w:t>
+      </w:r>
+    </w:p>
+    <w:p>
+      <w:pPr>
+        <w:rPr>
+          <w:rFonts w:ascii="Times New Roman" w:hAnsi="Times New Roman" w:cs="Times New Roman"/>
+          <w:sz w:val="22"/>
+        </w:rPr>
+      </w:pPr>
+      <w:r>
+        <w:rPr>
+          <w:rFonts w:ascii="Times New Roman" w:hAnsi="Times New Roman" w:cs="Times New Roman"/>
+          <w:szCs w:val="21"/>
+        </w:rPr>
+        <w:t>Supervisor: Professor</w:t>
+      </w:r>
+      <w:r>
+        <w:rPr>
+          <w:rFonts w:ascii="Times New Roman" w:hAnsi="Times New Roman" w:cs="Times New Roman" w:hint="eastAsia"/>
+          <w:szCs w:val="21"/>
+        </w:rPr>
+        <w:t xml:space="preserve"> </w:t>
+      </w:r>
+      <w:r>
+        <w:rPr>
+          <w:rFonts w:ascii="Times New Roman" w:hAnsi="Times New Roman" w:cs="Times New Roman" w:hint="eastAsia"/>
+          <w:szCs w:val="21"/>
+        </w:rPr>
+        <w:t xml:space="preserve">Song </w:t>
+      </w:r>
+      <w:r>
+        <w:rPr>
+          <w:rFonts w:ascii="Times New Roman" w:hAnsi="Times New Roman" w:cs="Times New Roman" w:hint="eastAsia"/>
+          <w:szCs w:val="21"/>
+        </w:rPr>
+        <w:t>Guo</w:t>
+      </w:r>
+    </w:p>
+    <w:p>
+      <w:pPr>
+        <w:rPr>
+          <w:rFonts w:ascii="Times New Roman" w:hAnsi="Times New Roman" w:cs="Times New Roman"/>
+          <w:b/>
+          <w:bCs/>
+          <w:sz w:val="24"/>
+          <w:szCs w:val="24"/>
+        </w:rPr>
+      </w:pPr>
+    </w:p>
+    <w:p>
+      <w:pPr>
+        <w:rPr>
+          <w:rFonts w:ascii="Times New Roman" w:hAnsi="Times New Roman" w:cs="Times New Roman"/>
+          <w:b/>
+          <w:bCs/>
+          <w:sz w:val="24"/>
+          <w:szCs w:val="24"/>
+        </w:rPr>
+      </w:pPr>
+      <w:r>
+        <w:rPr>
+          <w:rFonts w:ascii="Times New Roman" w:hAnsi="Times New Roman" w:cs="Times New Roman"/>
+          <w:b/>
+          <w:bCs/>
+          <w:sz w:val="24"/>
+          <w:szCs w:val="24"/>
+        </w:rPr>
         <w:t>EDUCATION</w:t>
+      </w:r>
+      <w:r>
+        <w:rPr>
+          <w:rFonts w:ascii="Times New Roman" w:hAnsi="Times New Roman" w:cs="Times New Roman" w:hint="eastAsia"/>
+          <w:noProof/>
+          <w:szCs w:val="21"/>
+        </w:rPr>
+        <mc:AlternateContent>
+          <mc:Choice Requires="wps">
+            <w:drawing>
+              <wp:anchor distT="0" distB="0" distL="114300" distR="114300" simplePos="0" relativeHeight="251683840" behindDoc="0" locked="0" layoutInCell="1" allowOverlap="1" wp14:anchorId="787DDFE1" wp14:editId="1002B3AD">
+                <wp:simplePos x="0" y="0"/>
+                <wp:positionH relativeFrom="margin">
+                  <wp:posOffset>-31830</wp:posOffset>
+                </wp:positionH>
+                <wp:positionV relativeFrom="paragraph">
+                  <wp:posOffset>203690</wp:posOffset>
+                </wp:positionV>
+                <wp:extent cx="6227179" cy="0"/>
+                <wp:effectExtent l="0" t="0" r="0" b="0"/>
+                <wp:wrapNone/>
+                <wp:docPr id="2131025298" name="直接连接符 6"/>
+                <wp:cNvGraphicFramePr/>
+                <a:graphic xmlns:a="http://schemas.openxmlformats.org/drawingml/2006/main">
+                  <a:graphicData uri="http://schemas.microsoft.com/office/word/2010/wordprocessingShape">
+                    <wps:wsp>
+                      <wps:cNvCnPr/>
+                      <wps:spPr>
+                        <a:xfrm>
+                          <a:off x="0" y="0"/>
+                          <a:ext cx="6227179" cy="0"/>
+                        </a:xfrm>
+                        <a:prstGeom prst="line">
+                          <a:avLst/>
+                        </a:prstGeom>
+                        <a:ln w="12700">
+                          <a:solidFill>
+                            <a:schemeClr val="tx1"/>
+                          </a:solidFill>
+                        </a:ln>
+                      </wps:spPr>
+                      <wps:style>
+                        <a:lnRef idx="1">
+                          <a:schemeClr val="accent1"/>
+                        </a:lnRef>
+                        <a:fillRef idx="0">
+                          <a:schemeClr val="accent1"/>
+                        </a:fillRef>
+                        <a:effectRef idx="0">
+                          <a:schemeClr val="accent1"/>
+                        </a:effectRef>
+                        <a:fontRef idx="minor">
+                          <a:schemeClr val="tx1"/>
+                        </a:fontRef>
+                      </wps:style>
+                      <wps:bodyPr/>
+                    </wps:wsp>
+                  </a:graphicData>
+                </a:graphic>
+                <wp14:sizeRelH relativeFrom="margin">
+                  <wp14:pctWidth>0</wp14:pctWidth>
+                </wp14:sizeRelH>
+              </wp:anchor>
+            </w:drawing>
+          </mc:Choice>
+          <mc:Fallback xmlns:w16cei="http://schemas.microsoft.com/office/word/2026/wordml/cei">
+            <w:pict>
+              <v:line w14:anchorId="1F3EBEEA" id="直接连接符 6" o:spid="_x0000_s1026" style="position:absolute;z-index:251683840;visibility:visible;mso-wrap-style:square;mso-width-percent:0;mso-wrap-distance-left:9pt;mso-wrap-distance-top:0;mso-wrap-distance-right:9pt;mso-wrap-distance-bottom:0;mso-position-horizontal:absolute;mso-position-horizontal-relative:margin;mso-position-vertical:absolute;mso-position-vertical-relative:text;mso-width-percent:0;mso-width-relative:margin" from="-2.5pt,16.05pt" to="487.85pt,16.05pt" o:gfxdata="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" strokecolor="black [3213]" strokeweight="1pt">
+                <v:stroke joinstyle="miter"/>
+                <w10:wrap anchorx="margin"/>
+              </v:line>
+            </w:pict>
+          </mc:Fallback>
+        </mc:AlternateContent>
       </w:r>
     </w:p>
     <w:p>
@@ -459,17 +638,10 @@
             </w:r>
             <w:r>
               <w:rPr>
-                <w:rFonts w:ascii="Times New Roman" w:hAnsi="Times New Roman" w:cs="Times New Roman" w:hint="eastAsia"/>
-                <w:szCs w:val="21"/>
-              </w:rPr>
-              <w:t>candidate</w:t>
-            </w:r>
-            <w:r>
-              <w:rPr>
                 <w:rFonts w:ascii="Times New Roman" w:hAnsi="Times New Roman" w:cs="Times New Roman"/>
                 <w:szCs w:val="21"/>
               </w:rPr>
-              <w:t xml:space="preserve"> in </w:t>
+              <w:t xml:space="preserve">in </w:t>
             </w:r>
             <w:r>
               <w:rPr>
@@ -668,7 +840,7 @@
           <w:rFonts w:ascii="Times New Roman" w:hAnsi="Times New Roman" w:cs="Times New Roman"/>
           <w:szCs w:val="21"/>
         </w:rPr>
-        <w:t>Employing Geospatial Data, Mobile Sensors, and Geo-AI to Unveil Co-Exposure to Noise and Greenery and Compound Effect on Mental Well-Being</w:t>
+        <w:t>Dynamic Exposure to the Audio-visual Environment: Unveiling Co-exposure to Noise and Greenery and Compound Effect on Mental Well-being Using Mobile Sensors and Geospatial Artificial Intelligence</w:t>
       </w:r>
       <w:r>
         <w:rPr>
@@ -847,17 +1019,8 @@
           <w:rFonts w:ascii="Times New Roman" w:hAnsi="Times New Roman" w:cs="Times New Roman"/>
           <w:szCs w:val="21"/>
         </w:rPr>
-        <w:t xml:space="preserve"> </w:t>
-      </w:r>
-      <w:proofErr w:type="spellStart"/>
-      <w:r>
-        <w:rPr>
-          <w:rFonts w:ascii="Times New Roman" w:hAnsi="Times New Roman" w:cs="Times New Roman"/>
-          <w:szCs w:val="21"/>
-        </w:rPr>
-        <w:t>Suhong</w:t>
-      </w:r>
-      <w:proofErr w:type="spellEnd"/>
+        <w:t xml:space="preserve"> Suhong</w:t>
+      </w:r>
       <w:r>
         <w:rPr>
           <w:rFonts w:ascii="Times New Roman" w:hAnsi="Times New Roman" w:cs="Times New Roman"/>
@@ -1305,9 +1468,9 @@
               </wp:anchor>
             </w:drawing>
           </mc:Choice>
-          <mc:Fallback>
+          <mc:Fallback xmlns:w16cei="http://schemas.microsoft.com/office/word/2026/wordml/cei">
             <w:pict>
-              <v:line w14:anchorId="1FDA77BC" id="直接连接符 6" o:spid="_x0000_s1026" style="position:absolute;left:0;text-align:left;z-index:251662336;visibility:visible;mso-wrap-style:square;mso-wrap-distance-left:9pt;mso-wrap-distance-top:0;mso-wrap-distance-right:9pt;mso-wrap-distance-bottom:0;mso-position-horizontal:absolute;mso-position-horizontal-relative:margin;mso-position-vertical:absolute;mso-position-vertical-relative:text" from="-14pt,14.5pt" to="469.65pt,14.5pt" o:gfxdata="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" strokecolor="black [3213]" strokeweight="1pt">
+              <v:line w14:anchorId="2CDDC029" id="直接连接符 6" o:spid="_x0000_s1026" style="position:absolute;z-index:251662336;visibility:visible;mso-wrap-style:square;mso-wrap-distance-left:9pt;mso-wrap-distance-top:0;mso-wrap-distance-right:9pt;mso-wrap-distance-bottom:0;mso-position-horizontal:absolute;mso-position-horizontal-relative:margin;mso-position-vertical:absolute;mso-position-vertical-relative:text" from="-14pt,14.5pt" to="469.65pt,14.5pt" o:gfxdata="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" strokecolor="black [3213]" strokeweight="1pt">
                 <v:stroke joinstyle="miter"/>
                 <w10:wrap anchorx="margin"/>
               </v:line>
@@ -1348,35 +1511,70 @@
           <w:rFonts w:ascii="Times New Roman" w:hAnsi="Times New Roman" w:cs="Times New Roman"/>
           <w:szCs w:val="21"/>
         </w:rPr>
-        <w:t>Geo</w:t>
-      </w:r>
-      <w:r>
-        <w:rPr>
-          <w:rFonts w:ascii="Times New Roman" w:hAnsi="Times New Roman" w:cs="Times New Roman" w:hint="eastAsia"/>
-          <w:szCs w:val="21"/>
-        </w:rPr>
-        <w:t>spatial</w:t>
-      </w:r>
-      <w:r>
-        <w:rPr>
-          <w:rFonts w:ascii="Times New Roman" w:hAnsi="Times New Roman" w:cs="Times New Roman"/>
+        <w:t>G</w:t>
+      </w:r>
+      <w:r>
+        <w:rPr>
+          <w:rFonts w:ascii="Times New Roman" w:hAnsi="Times New Roman" w:cs="Times New Roman" w:hint="eastAsia"/>
+          <w:szCs w:val="21"/>
+        </w:rPr>
+        <w:t>IS</w:t>
+      </w:r>
+      <w:r>
+        <w:rPr>
+          <w:rFonts w:ascii="Times New Roman" w:hAnsi="Times New Roman" w:cs="Times New Roman" w:hint="eastAsia"/>
+          <w:szCs w:val="21"/>
+        </w:rPr>
+        <w:t xml:space="preserve">, </w:t>
+      </w:r>
+      <w:r>
+        <w:rPr>
+          <w:rFonts w:ascii="Times New Roman" w:hAnsi="Times New Roman" w:cs="Times New Roman"/>
+          <w:szCs w:val="21"/>
+        </w:rPr>
+        <w:t>GeoAI</w:t>
+      </w:r>
+      <w:r>
+        <w:rPr>
+          <w:rFonts w:ascii="Times New Roman" w:hAnsi="Times New Roman" w:cs="Times New Roman" w:hint="eastAsia"/>
+          <w:szCs w:val="21"/>
+        </w:rPr>
+        <w:t xml:space="preserve">, </w:t>
+      </w:r>
+      <w:r>
+        <w:rPr>
+          <w:rFonts w:ascii="Times New Roman" w:hAnsi="Times New Roman" w:cs="Times New Roman"/>
+          <w:szCs w:val="21"/>
+        </w:rPr>
+        <w:t>AI4S</w:t>
+      </w:r>
+      <w:r>
+        <w:rPr>
+          <w:rFonts w:ascii="Times New Roman" w:hAnsi="Times New Roman" w:cs="Times New Roman" w:hint="eastAsia"/>
+          <w:szCs w:val="21"/>
+        </w:rPr>
+        <w:t xml:space="preserve">, </w:t>
+      </w:r>
+      <w:r>
+        <w:rPr>
+          <w:rFonts w:ascii="Times New Roman" w:hAnsi="Times New Roman" w:cs="Times New Roman" w:hint="eastAsia"/>
+          <w:szCs w:val="21"/>
+        </w:rPr>
+        <w:t>Urban World Model,</w:t>
+      </w:r>
+      <w:r>
+        <w:rPr>
+          <w:rFonts w:ascii="Times New Roman" w:hAnsi="Times New Roman" w:cs="Times New Roman" w:hint="eastAsia"/>
           <w:szCs w:val="21"/>
         </w:rPr>
         <w:t xml:space="preserve"> </w:t>
       </w:r>
       <w:r>
         <w:rPr>
-          <w:rFonts w:ascii="Times New Roman" w:hAnsi="Times New Roman" w:cs="Times New Roman" w:hint="eastAsia"/>
-          <w:szCs w:val="21"/>
-        </w:rPr>
-        <w:t xml:space="preserve">Big </w:t>
-      </w:r>
-      <w:r>
-        <w:rPr>
-          <w:rFonts w:ascii="Times New Roman" w:hAnsi="Times New Roman" w:cs="Times New Roman"/>
-          <w:szCs w:val="21"/>
-        </w:rPr>
-        <w:t>Data Mining</w:t>
+          <w:rFonts w:ascii="Times New Roman" w:hAnsi="Times New Roman" w:cs="Times New Roman"/>
+          <w:szCs w:val="21"/>
+        </w:rPr>
+        <w:t>Human Mobility</w:t>
       </w:r>
       <w:r>
         <w:rPr>
@@ -1390,79 +1588,7 @@
           <w:rFonts w:ascii="Times New Roman" w:hAnsi="Times New Roman" w:cs="Times New Roman"/>
           <w:szCs w:val="21"/>
         </w:rPr>
-        <w:t xml:space="preserve">Geospatial </w:t>
-      </w:r>
-      <w:r>
-        <w:rPr>
-          <w:rFonts w:ascii="Times New Roman" w:hAnsi="Times New Roman" w:cs="Times New Roman" w:hint="eastAsia"/>
-          <w:szCs w:val="21"/>
-        </w:rPr>
-        <w:t>AI</w:t>
-      </w:r>
-      <w:r>
-        <w:rPr>
-          <w:rFonts w:ascii="Times New Roman" w:hAnsi="Times New Roman" w:cs="Times New Roman"/>
-          <w:szCs w:val="21"/>
-        </w:rPr>
-        <w:t xml:space="preserve"> (</w:t>
-      </w:r>
-      <w:proofErr w:type="spellStart"/>
-      <w:r>
-        <w:rPr>
-          <w:rFonts w:ascii="Times New Roman" w:hAnsi="Times New Roman" w:cs="Times New Roman"/>
-          <w:szCs w:val="21"/>
-        </w:rPr>
-        <w:t>GeoAI</w:t>
-      </w:r>
-      <w:proofErr w:type="spellEnd"/>
-      <w:r>
-        <w:rPr>
-          <w:rFonts w:ascii="Times New Roman" w:hAnsi="Times New Roman" w:cs="Times New Roman"/>
-          <w:szCs w:val="21"/>
-        </w:rPr>
-        <w:t>)</w:t>
-      </w:r>
-      <w:r>
-        <w:rPr>
-          <w:rFonts w:ascii="Times New Roman" w:hAnsi="Times New Roman" w:cs="Times New Roman" w:hint="eastAsia"/>
-          <w:szCs w:val="21"/>
-        </w:rPr>
-        <w:t xml:space="preserve">, </w:t>
-      </w:r>
-      <w:r>
-        <w:rPr>
-          <w:rFonts w:ascii="Times New Roman" w:hAnsi="Times New Roman" w:cs="Times New Roman"/>
-          <w:szCs w:val="21"/>
-        </w:rPr>
-        <w:t>AI4S</w:t>
-      </w:r>
-      <w:r>
-        <w:rPr>
-          <w:rFonts w:ascii="Times New Roman" w:hAnsi="Times New Roman" w:cs="Times New Roman" w:hint="eastAsia"/>
-          <w:szCs w:val="21"/>
-        </w:rPr>
-        <w:t xml:space="preserve">, </w:t>
-      </w:r>
-      <w:r>
-        <w:rPr>
-          <w:rFonts w:ascii="Times New Roman" w:hAnsi="Times New Roman" w:cs="Times New Roman"/>
-          <w:szCs w:val="21"/>
-        </w:rPr>
-        <w:t>Human Mobility</w:t>
-      </w:r>
-      <w:r>
-        <w:rPr>
-          <w:rFonts w:ascii="Times New Roman" w:hAnsi="Times New Roman" w:cs="Times New Roman" w:hint="eastAsia"/>
-          <w:szCs w:val="21"/>
-        </w:rPr>
-        <w:t xml:space="preserve">, </w:t>
-      </w:r>
-      <w:r>
-        <w:rPr>
-          <w:rFonts w:ascii="Times New Roman" w:hAnsi="Times New Roman" w:cs="Times New Roman"/>
-          <w:szCs w:val="21"/>
-        </w:rPr>
-        <w:t>Environmental Exposure Measurement</w:t>
+        <w:t>Environmental Measurement</w:t>
       </w:r>
     </w:p>
     <w:p>
@@ -1547,9 +1673,9 @@
               </wp:anchor>
             </w:drawing>
           </mc:Choice>
-          <mc:Fallback>
+          <mc:Fallback xmlns:w16cei="http://schemas.microsoft.com/office/word/2026/wordml/cei">
             <w:pict>
-              <v:line w14:anchorId="10804EF0" id="直接连接符 7" o:spid="_x0000_s1026" style="position:absolute;left:0;text-align:left;z-index:251663360;visibility:visible;mso-wrap-style:square;mso-wrap-distance-left:9pt;mso-wrap-distance-top:0;mso-wrap-distance-right:9pt;mso-wrap-distance-bottom:0;mso-position-horizontal:absolute;mso-position-horizontal-relative:text;mso-position-vertical:absolute;mso-position-vertical-relative:text" from="-13.85pt,15.5pt" to="474.45pt,15.5pt" o:gfxdata="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" strokecolor="black [3213]" strokeweight="1pt">
+              <v:line w14:anchorId="1E05893B" id="直接连接符 7" o:spid="_x0000_s1026" style="position:absolute;z-index:251663360;visibility:visible;mso-wrap-style:square;mso-wrap-distance-left:9pt;mso-wrap-distance-top:0;mso-wrap-distance-right:9pt;mso-wrap-distance-bottom:0;mso-position-horizontal:absolute;mso-position-horizontal-relative:text;mso-position-vertical:absolute;mso-position-vertical-relative:text" from="-13.85pt,15.5pt" to="474.45pt,15.5pt" o:gfxdata="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" strokecolor="black [3213]" strokeweight="1pt">
                 <v:stroke joinstyle="miter"/>
               </v:line>
             </w:pict>
@@ -1634,25 +1760,14 @@
         </w:rPr>
         <w:t xml:space="preserve"> </w:t>
       </w:r>
-      <w:proofErr w:type="spellStart"/>
-      <w:r>
-        <w:rPr>
-          <w:rFonts w:ascii="Times New Roman" w:hAnsi="Times New Roman" w:cs="Times New Roman" w:hint="eastAsia"/>
-          <w:b/>
-          <w:bCs/>
-          <w:szCs w:val="21"/>
-        </w:rPr>
-        <w:t>Wang,</w:t>
-      </w:r>
-      <w:proofErr w:type="spellEnd"/>
-      <w:r>
-        <w:rPr>
-          <w:rFonts w:ascii="Times New Roman" w:hAnsi="Times New Roman" w:cs="Times New Roman" w:hint="eastAsia"/>
-          <w:b/>
-          <w:bCs/>
-          <w:szCs w:val="21"/>
-        </w:rPr>
-        <w:t xml:space="preserve"> L.</w:t>
+      <w:r>
+        <w:rPr>
+          <w:rFonts w:ascii="Times New Roman" w:hAnsi="Times New Roman" w:cs="Times New Roman" w:hint="eastAsia"/>
+          <w:b/>
+          <w:bCs/>
+          <w:szCs w:val="21"/>
+        </w:rPr>
+        <w:t>Wang, L.</w:t>
       </w:r>
       <w:r>
         <w:rPr>
@@ -1683,6 +1798,20 @@
           <w:rFonts w:ascii="Times New Roman" w:hAnsi="Times New Roman" w:cs="Times New Roman"/>
           <w:szCs w:val="21"/>
         </w:rPr>
+        <w:t xml:space="preserve">An Explainable Multi-Modal Deep Learning Framework </w:t>
+      </w:r>
+      <w:r>
+        <w:rPr>
+          <w:rFonts w:ascii="Times New Roman" w:hAnsi="Times New Roman" w:cs="Times New Roman" w:hint="eastAsia"/>
+          <w:szCs w:val="21"/>
+        </w:rPr>
+        <w:t xml:space="preserve">For </w:t>
+      </w:r>
+      <w:r>
+        <w:rPr>
+          <w:rFonts w:ascii="Times New Roman" w:hAnsi="Times New Roman" w:cs="Times New Roman"/>
+          <w:szCs w:val="21"/>
+        </w:rPr>
         <w:t xml:space="preserve">Investigating </w:t>
       </w:r>
       <w:r>
@@ -1711,7 +1840,7 @@
           <w:rFonts w:ascii="Times New Roman" w:hAnsi="Times New Roman" w:cs="Times New Roman"/>
           <w:szCs w:val="21"/>
         </w:rPr>
-        <w:t>Dynamic Environmental Exposure on Momentary Stress: An Explainable Multi-Modal Deep Learning Framework</w:t>
+        <w:t>Dynamic Environmental Exposure on Momentary Stress</w:t>
       </w:r>
       <w:r>
         <w:rPr>
@@ -1800,7 +1929,28 @@
           <w:rFonts w:ascii="Times New Roman" w:hAnsi="Times New Roman" w:cs="Times New Roman"/>
           <w:szCs w:val="21"/>
         </w:rPr>
-        <w:t>11.3</w:t>
+        <w:t>1</w:t>
+      </w:r>
+      <w:r>
+        <w:rPr>
+          <w:rFonts w:ascii="Times New Roman" w:hAnsi="Times New Roman" w:cs="Times New Roman" w:hint="eastAsia"/>
+          <w:szCs w:val="21"/>
+        </w:rPr>
+        <w:t>2</w:t>
+      </w:r>
+      <w:r>
+        <w:rPr>
+          <w:rFonts w:ascii="Times New Roman" w:hAnsi="Times New Roman" w:cs="Times New Roman"/>
+          <w:szCs w:val="21"/>
+        </w:rPr>
+        <w:t>.</w:t>
+      </w:r>
+      <w:r>
+        <w:rPr>
+          <w:rFonts w:ascii="Times New Roman" w:hAnsi="Times New Roman" w:cs="Times New Roman" w:hint="eastAsia"/>
+          <w:szCs w:val="21"/>
+        </w:rPr>
+        <w:t>2</w:t>
       </w:r>
       <w:r>
         <w:rPr>
@@ -1835,7 +1985,7 @@
           <w:rFonts w:ascii="Times New Roman" w:hAnsi="Times New Roman" w:cs="Times New Roman" w:hint="eastAsia"/>
           <w:szCs w:val="21"/>
         </w:rPr>
-        <w:t>ndex, in peer review</w:t>
+        <w:t>ndex</w:t>
       </w:r>
       <w:r>
         <w:rPr>
@@ -1859,32 +2009,35 @@
         </w:rPr>
         <w:t xml:space="preserve">[2] </w:t>
       </w:r>
-      <w:proofErr w:type="spellStart"/>
-      <w:r>
-        <w:rPr>
-          <w:rFonts w:ascii="Times New Roman" w:hAnsi="Times New Roman" w:cs="Times New Roman"/>
-          <w:b/>
-          <w:bCs/>
-          <w:szCs w:val="21"/>
-        </w:rPr>
-        <w:t>Wang,</w:t>
-      </w:r>
-      <w:proofErr w:type="spellEnd"/>
-      <w:r>
-        <w:rPr>
-          <w:rFonts w:ascii="Times New Roman" w:hAnsi="Times New Roman" w:cs="Times New Roman"/>
-          <w:b/>
-          <w:bCs/>
-          <w:szCs w:val="21"/>
-        </w:rPr>
-        <w:t xml:space="preserve"> L.,</w:t>
-      </w:r>
-      <w:r>
-        <w:rPr>
-          <w:rFonts w:ascii="Times New Roman" w:hAnsi="Times New Roman" w:cs="Times New Roman"/>
-          <w:szCs w:val="21"/>
-        </w:rPr>
-        <w:t xml:space="preserve"> Kwan, M. P., Song, L., Fang, D., Zheng, L. (2026). Deep structural discovery framework for uncovering nonlinear pathways linking noise, greenery, sleep duration, and physical activity to mental health. </w:t>
+      <w:r>
+        <w:rPr>
+          <w:rFonts w:ascii="Times New Roman" w:hAnsi="Times New Roman" w:cs="Times New Roman"/>
+          <w:b/>
+          <w:bCs/>
+          <w:szCs w:val="21"/>
+        </w:rPr>
+        <w:t>Wang, L.,</w:t>
+      </w:r>
+      <w:r>
+        <w:rPr>
+          <w:rFonts w:ascii="Times New Roman" w:hAnsi="Times New Roman" w:cs="Times New Roman"/>
+          <w:szCs w:val="21"/>
+        </w:rPr>
+        <w:t xml:space="preserve"> Kwan, M. P., Song, L., Fang, D., Zheng, L. (2026). </w:t>
+      </w:r>
+      <w:r>
+        <w:rPr>
+          <w:rFonts w:ascii="Times New Roman" w:hAnsi="Times New Roman" w:cs="Times New Roman" w:hint="eastAsia"/>
+          <w:szCs w:val="21"/>
+        </w:rPr>
+        <w:t xml:space="preserve">A </w:t>
+      </w:r>
+      <w:r>
+        <w:rPr>
+          <w:rFonts w:ascii="Times New Roman" w:hAnsi="Times New Roman" w:cs="Times New Roman"/>
+          <w:szCs w:val="21"/>
+        </w:rPr>
+        <w:t xml:space="preserve">Deep structural discovery framework for uncovering nonlinear pathways linking noise, greenery, sleep duration, and physical activity to mental health. </w:t>
       </w:r>
       <w:r>
         <w:rPr>
@@ -1893,16 +2046,392 @@
           <w:iCs/>
           <w:szCs w:val="21"/>
         </w:rPr>
-        <w:t>Environmental Health</w:t>
-      </w:r>
-      <w:r>
-        <w:rPr>
-          <w:rFonts w:ascii="Times New Roman" w:hAnsi="Times New Roman" w:cs="Times New Roman" w:hint="eastAsia"/>
+        <w:t>Sustainable Cities and Society</w:t>
+      </w:r>
+      <w:r>
+        <w:rPr>
+          <w:rFonts w:ascii="Times New Roman" w:hAnsi="Times New Roman" w:cs="Times New Roman"/>
+          <w:szCs w:val="21"/>
+        </w:rPr>
+        <w:t xml:space="preserve"> </w:t>
+      </w:r>
+      <w:r>
+        <w:rPr>
+          <w:rFonts w:ascii="Times New Roman" w:hAnsi="Times New Roman" w:cs="Times New Roman" w:hint="eastAsia"/>
+          <w:szCs w:val="21"/>
+        </w:rPr>
+        <w:t>(</w:t>
+      </w:r>
+      <w:r>
+        <w:rPr>
+          <w:rFonts w:ascii="Times New Roman" w:hAnsi="Times New Roman" w:cs="Times New Roman" w:hint="eastAsia"/>
+          <w:szCs w:val="21"/>
+        </w:rPr>
+        <w:t xml:space="preserve">SCI, JCR Q1, </w:t>
+      </w:r>
+      <w:r>
+        <w:rPr>
+          <w:rFonts w:ascii="Times New Roman" w:hAnsi="Times New Roman" w:cs="Times New Roman"/>
+          <w:szCs w:val="21"/>
+        </w:rPr>
+        <w:t>CAS Zone 1</w:t>
+      </w:r>
+      <w:r>
+        <w:rPr>
+          <w:rFonts w:ascii="Times New Roman" w:hAnsi="Times New Roman" w:cs="Times New Roman"/>
+          <w:szCs w:val="21"/>
+        </w:rPr>
+        <w:t xml:space="preserve"> </w:t>
+      </w:r>
+      <w:r>
+        <w:rPr>
+          <w:rFonts w:ascii="Times New Roman" w:hAnsi="Times New Roman" w:cs="Times New Roman"/>
+          <w:szCs w:val="21"/>
+        </w:rPr>
+        <w:t>Top</w:t>
+      </w:r>
+      <w:r>
+        <w:rPr>
+          <w:rFonts w:ascii="Times New Roman" w:hAnsi="Times New Roman" w:cs="Times New Roman"/>
+          <w:szCs w:val="21"/>
+        </w:rPr>
+        <w:t>,</w:t>
+      </w:r>
+      <w:r>
+        <w:rPr>
+          <w:rFonts w:ascii="Times New Roman" w:hAnsi="Times New Roman" w:cs="Times New Roman" w:hint="eastAsia"/>
+          <w:szCs w:val="21"/>
+        </w:rPr>
+        <w:t xml:space="preserve"> </w:t>
+      </w:r>
+      <w:r>
+        <w:rPr>
+          <w:rFonts w:ascii="Times New Roman" w:hAnsi="Times New Roman" w:cs="Times New Roman"/>
+          <w:szCs w:val="21"/>
+        </w:rPr>
+        <w:t>IF =</w:t>
+      </w:r>
+      <w:r>
+        <w:t xml:space="preserve"> </w:t>
+      </w:r>
+      <w:r>
+        <w:rPr>
+          <w:rFonts w:ascii="Times New Roman" w:hAnsi="Times New Roman" w:cs="Times New Roman"/>
+          <w:szCs w:val="21"/>
+        </w:rPr>
+        <w:t>1</w:t>
+      </w:r>
+      <w:r>
+        <w:rPr>
+          <w:rFonts w:ascii="Times New Roman" w:hAnsi="Times New Roman" w:cs="Times New Roman" w:hint="eastAsia"/>
+          <w:szCs w:val="21"/>
+        </w:rPr>
+        <w:t>3</w:t>
+      </w:r>
+      <w:r>
+        <w:rPr>
+          <w:rFonts w:ascii="Times New Roman" w:hAnsi="Times New Roman" w:cs="Times New Roman"/>
+          <w:szCs w:val="21"/>
+        </w:rPr>
+        <w:t>.</w:t>
+      </w:r>
+      <w:r>
+        <w:rPr>
+          <w:rFonts w:ascii="Times New Roman" w:hAnsi="Times New Roman" w:cs="Times New Roman" w:hint="eastAsia"/>
+          <w:szCs w:val="21"/>
+        </w:rPr>
+        <w:t>3</w:t>
+      </w:r>
+      <w:r>
+        <w:rPr>
+          <w:rFonts w:ascii="Times New Roman" w:hAnsi="Times New Roman" w:cs="Times New Roman" w:hint="eastAsia"/>
+          <w:szCs w:val="21"/>
+        </w:rPr>
+        <w:t>,</w:t>
+      </w:r>
+      <w:r>
+        <w:rPr>
+          <w:rFonts w:ascii="Times New Roman" w:hAnsi="Times New Roman" w:cs="Times New Roman"/>
+          <w:szCs w:val="21"/>
+        </w:rPr>
+        <w:t xml:space="preserve"> </w:t>
+      </w:r>
+      <w:r>
+        <w:rPr>
+          <w:rFonts w:ascii="Times New Roman" w:hAnsi="Times New Roman" w:cs="Times New Roman" w:hint="eastAsia"/>
+          <w:szCs w:val="21"/>
+        </w:rPr>
+        <w:t xml:space="preserve">Nature Index, </w:t>
+      </w:r>
+      <w:r>
+        <w:rPr>
+          <w:rFonts w:ascii="Times New Roman" w:hAnsi="Times New Roman" w:cs="Times New Roman" w:hint="eastAsia"/>
+          <w:szCs w:val="21"/>
+        </w:rPr>
+        <w:t>submitted</w:t>
+      </w:r>
+      <w:r>
+        <w:rPr>
+          <w:rFonts w:ascii="Times New Roman" w:hAnsi="Times New Roman" w:cs="Times New Roman"/>
+          <w:szCs w:val="21"/>
+        </w:rPr>
+        <w:t>).</w:t>
+      </w:r>
+    </w:p>
+    <w:p>
+      <w:pPr>
+        <w:rPr>
+          <w:rFonts w:ascii="Times New Roman" w:hAnsi="Times New Roman" w:cs="Times New Roman"/>
+          <w:szCs w:val="21"/>
+        </w:rPr>
+      </w:pPr>
+      <w:r>
+        <w:rPr>
+          <w:rFonts w:ascii="Times New Roman" w:hAnsi="Times New Roman" w:cs="Times New Roman"/>
+          <w:szCs w:val="21"/>
+        </w:rPr>
+        <w:t>[</w:t>
+      </w:r>
+      <w:r>
+        <w:rPr>
+          <w:rFonts w:ascii="Times New Roman" w:hAnsi="Times New Roman" w:cs="Times New Roman" w:hint="eastAsia"/>
+          <w:szCs w:val="21"/>
+        </w:rPr>
+        <w:t>3</w:t>
+      </w:r>
+      <w:r>
+        <w:rPr>
+          <w:rFonts w:ascii="Times New Roman" w:hAnsi="Times New Roman" w:cs="Times New Roman"/>
+          <w:szCs w:val="21"/>
+        </w:rPr>
+        <w:t xml:space="preserve">] </w:t>
+      </w:r>
+      <w:r>
+        <w:rPr>
+          <w:rFonts w:ascii="Times New Roman" w:hAnsi="Times New Roman" w:cs="Times New Roman"/>
+          <w:b/>
+          <w:bCs/>
+          <w:szCs w:val="21"/>
+        </w:rPr>
+        <w:t>Wang, L.,</w:t>
+      </w:r>
+      <w:r>
+        <w:rPr>
+          <w:rFonts w:ascii="Times New Roman" w:hAnsi="Times New Roman" w:cs="Times New Roman"/>
+          <w:szCs w:val="21"/>
+        </w:rPr>
+        <w:t xml:space="preserve"> &amp; Kwan, M. P. (2025). How greenery exposure influences noise perception across geographic contexts. </w:t>
+      </w:r>
+      <w:r>
+        <w:rPr>
+          <w:rFonts w:ascii="Times New Roman" w:hAnsi="Times New Roman" w:cs="Times New Roman"/>
           <w:i/>
           <w:iCs/>
           <w:szCs w:val="21"/>
         </w:rPr>
+        <w:t>Landscape and Urban Planning</w:t>
+      </w:r>
+      <w:r>
+        <w:rPr>
+          <w:rFonts w:ascii="Times New Roman" w:hAnsi="Times New Roman" w:cs="Times New Roman"/>
+          <w:szCs w:val="21"/>
+        </w:rPr>
+        <w:t>, 263, 105444</w:t>
+      </w:r>
+      <w:r>
+        <w:rPr>
+          <w:rFonts w:ascii="Times New Roman" w:hAnsi="Times New Roman" w:cs="Times New Roman" w:hint="eastAsia"/>
+          <w:szCs w:val="21"/>
+        </w:rPr>
+        <w:t>.</w:t>
+      </w:r>
+      <w:r>
+        <w:rPr>
+          <w:rFonts w:ascii="Times New Roman" w:hAnsi="Times New Roman" w:cs="Times New Roman"/>
+          <w:szCs w:val="21"/>
+        </w:rPr>
+        <w:t xml:space="preserve"> (</w:t>
+      </w:r>
+      <w:r>
+        <w:rPr>
+          <w:rFonts w:ascii="Times New Roman" w:hAnsi="Times New Roman" w:cs="Times New Roman" w:hint="eastAsia"/>
+          <w:szCs w:val="21"/>
+        </w:rPr>
+        <w:t>SCI</w:t>
+      </w:r>
+      <w:r>
+        <w:rPr>
+          <w:rFonts w:ascii="Times New Roman" w:hAnsi="Times New Roman" w:cs="Times New Roman"/>
+          <w:szCs w:val="21"/>
+        </w:rPr>
+        <w:t>,</w:t>
+      </w:r>
+      <w:r>
+        <w:rPr>
+          <w:rFonts w:ascii="Times New Roman" w:hAnsi="Times New Roman" w:cs="Times New Roman" w:hint="eastAsia"/>
+          <w:szCs w:val="21"/>
+        </w:rPr>
         <w:t xml:space="preserve"> </w:t>
+      </w:r>
+      <w:r>
+        <w:rPr>
+          <w:rFonts w:ascii="Times New Roman" w:hAnsi="Times New Roman" w:cs="Times New Roman" w:hint="eastAsia"/>
+          <w:szCs w:val="21"/>
+        </w:rPr>
+        <w:t xml:space="preserve">JCR Q1, </w:t>
+      </w:r>
+      <w:r>
+        <w:rPr>
+          <w:rFonts w:ascii="Times New Roman" w:hAnsi="Times New Roman" w:cs="Times New Roman"/>
+          <w:szCs w:val="21"/>
+        </w:rPr>
+        <w:t>CAS Zone 1</w:t>
+      </w:r>
+      <w:r>
+        <w:rPr>
+          <w:rFonts w:ascii="Times New Roman" w:hAnsi="Times New Roman" w:cs="Times New Roman"/>
+          <w:szCs w:val="21"/>
+        </w:rPr>
+        <w:t xml:space="preserve"> </w:t>
+      </w:r>
+      <w:r>
+        <w:rPr>
+          <w:rFonts w:ascii="Times New Roman" w:hAnsi="Times New Roman" w:cs="Times New Roman"/>
+          <w:szCs w:val="21"/>
+        </w:rPr>
+        <w:t>Top</w:t>
+      </w:r>
+      <w:r>
+        <w:rPr>
+          <w:rFonts w:ascii="Times New Roman" w:hAnsi="Times New Roman" w:cs="Times New Roman"/>
+          <w:szCs w:val="21"/>
+        </w:rPr>
+        <w:t>,</w:t>
+      </w:r>
+      <w:r>
+        <w:rPr>
+          <w:rFonts w:ascii="Times New Roman" w:hAnsi="Times New Roman" w:cs="Times New Roman"/>
+          <w:szCs w:val="21"/>
+        </w:rPr>
+        <w:t xml:space="preserve"> IF=</w:t>
+      </w:r>
+      <w:r>
+        <w:rPr>
+          <w:rFonts w:ascii="Times New Roman" w:hAnsi="Times New Roman" w:cs="Times New Roman" w:hint="eastAsia"/>
+          <w:szCs w:val="21"/>
+        </w:rPr>
+        <w:t xml:space="preserve"> </w:t>
+      </w:r>
+      <w:r>
+        <w:rPr>
+          <w:rFonts w:ascii="Times New Roman" w:hAnsi="Times New Roman" w:cs="Times New Roman" w:hint="eastAsia"/>
+          <w:szCs w:val="21"/>
+        </w:rPr>
+        <w:t>11.4</w:t>
+      </w:r>
+      <w:r>
+        <w:rPr>
+          <w:rFonts w:ascii="Times New Roman" w:hAnsi="Times New Roman" w:cs="Times New Roman"/>
+          <w:szCs w:val="21"/>
+        </w:rPr>
+        <w:t>)</w:t>
+      </w:r>
+      <w:r>
+        <w:rPr>
+          <w:rFonts w:ascii="Times New Roman" w:hAnsi="Times New Roman" w:cs="Times New Roman" w:hint="eastAsia"/>
+          <w:szCs w:val="21"/>
+        </w:rPr>
+        <w:t>.</w:t>
+      </w:r>
+    </w:p>
+    <w:p>
+      <w:pPr>
+        <w:rPr>
+          <w:rFonts w:ascii="Times New Roman" w:hAnsi="Times New Roman" w:cs="Times New Roman"/>
+          <w:szCs w:val="21"/>
+        </w:rPr>
+      </w:pPr>
+      <w:r>
+        <w:rPr>
+          <w:rFonts w:ascii="Times New Roman" w:hAnsi="Times New Roman" w:cs="Times New Roman" w:hint="eastAsia"/>
+          <w:szCs w:val="21"/>
+        </w:rPr>
+        <w:t>[</w:t>
+      </w:r>
+      <w:r>
+        <w:rPr>
+          <w:rFonts w:ascii="Times New Roman" w:hAnsi="Times New Roman" w:cs="Times New Roman" w:hint="eastAsia"/>
+          <w:szCs w:val="21"/>
+        </w:rPr>
+        <w:t>4</w:t>
+      </w:r>
+      <w:r>
+        <w:rPr>
+          <w:rFonts w:ascii="Times New Roman" w:hAnsi="Times New Roman" w:cs="Times New Roman" w:hint="eastAsia"/>
+          <w:szCs w:val="21"/>
+        </w:rPr>
+        <w:t xml:space="preserve">] </w:t>
+      </w:r>
+      <w:r>
+        <w:rPr>
+          <w:rFonts w:ascii="Times New Roman" w:hAnsi="Times New Roman" w:cs="Times New Roman"/>
+          <w:b/>
+          <w:bCs/>
+          <w:szCs w:val="21"/>
+        </w:rPr>
+        <w:t>Wang, L.,</w:t>
+      </w:r>
+      <w:r>
+        <w:rPr>
+          <w:rFonts w:ascii="Times New Roman" w:hAnsi="Times New Roman" w:cs="Times New Roman" w:hint="eastAsia"/>
+          <w:b/>
+          <w:bCs/>
+          <w:szCs w:val="21"/>
+        </w:rPr>
+        <w:t xml:space="preserve"> </w:t>
+      </w:r>
+      <w:r>
+        <w:rPr>
+          <w:rFonts w:ascii="Times New Roman" w:hAnsi="Times New Roman" w:cs="Times New Roman"/>
+          <w:szCs w:val="21"/>
+        </w:rPr>
+        <w:t>Zhou, S., Kwan, M. P.</w:t>
+      </w:r>
+      <w:r>
+        <w:rPr>
+          <w:rFonts w:ascii="Times New Roman" w:hAnsi="Times New Roman" w:cs="Times New Roman" w:hint="eastAsia"/>
+          <w:szCs w:val="21"/>
+        </w:rPr>
+        <w:t xml:space="preserve"> </w:t>
+      </w:r>
+      <w:r>
+        <w:rPr>
+          <w:rFonts w:ascii="Times New Roman" w:hAnsi="Times New Roman" w:cs="Times New Roman"/>
+          <w:szCs w:val="21"/>
+        </w:rPr>
+        <w:t>…</w:t>
+      </w:r>
+      <w:r>
+        <w:rPr>
+          <w:rFonts w:ascii="Times New Roman" w:hAnsi="Times New Roman" w:cs="Times New Roman"/>
+          <w:szCs w:val="21"/>
+        </w:rPr>
+        <w:t xml:space="preserve">. </w:t>
+      </w:r>
+      <w:r>
+        <w:rPr>
+          <w:rFonts w:ascii="Times New Roman" w:hAnsi="Times New Roman" w:cs="Times New Roman"/>
+          <w:szCs w:val="21"/>
+        </w:rPr>
+        <w:t xml:space="preserve">(2026). Space-based planning implications for age-friendly cities: Insights </w:t>
+      </w:r>
+      <w:r>
+        <w:rPr>
+          <w:rFonts w:ascii="Times New Roman" w:hAnsi="Times New Roman" w:cs="Times New Roman"/>
+          <w:szCs w:val="21"/>
+        </w:rPr>
+        <w:lastRenderedPageBreak/>
+        <w:t xml:space="preserve">from spatial non-stationarity in multiple environment-health relationships. </w:t>
       </w:r>
       <w:r>
         <w:rPr>
@@ -1911,21 +2440,42 @@
           <w:iCs/>
           <w:szCs w:val="21"/>
         </w:rPr>
-        <w:t>Perspectives</w:t>
-      </w:r>
-      <w:r>
-        <w:rPr>
-          <w:rFonts w:ascii="Times New Roman" w:hAnsi="Times New Roman" w:cs="Times New Roman"/>
+        <w:t>Cities</w:t>
+      </w:r>
+      <w:r>
+        <w:rPr>
+          <w:rFonts w:ascii="Times New Roman" w:hAnsi="Times New Roman" w:cs="Times New Roman"/>
+          <w:szCs w:val="21"/>
+        </w:rPr>
+        <w:t>, 169, 106495.</w:t>
+      </w:r>
+      <w:r>
+        <w:rPr>
+          <w:rFonts w:ascii="Times New Roman" w:hAnsi="Times New Roman" w:cs="Times New Roman" w:hint="eastAsia"/>
           <w:szCs w:val="21"/>
         </w:rPr>
         <w:t xml:space="preserve"> </w:t>
       </w:r>
       <w:r>
         <w:rPr>
-          <w:rFonts w:ascii="Times New Roman" w:hAnsi="Times New Roman" w:cs="Times New Roman" w:hint="eastAsia"/>
-          <w:szCs w:val="21"/>
-        </w:rPr>
-        <w:t xml:space="preserve">(SCI, JCR Q1, </w:t>
+          <w:rFonts w:ascii="Times New Roman" w:hAnsi="Times New Roman" w:cs="Times New Roman"/>
+          <w:szCs w:val="21"/>
+        </w:rPr>
+        <w:t>(SSCI,</w:t>
+      </w:r>
+      <w:r>
+        <w:rPr>
+          <w:rFonts w:ascii="Times New Roman" w:hAnsi="Times New Roman" w:cs="Times New Roman" w:hint="eastAsia"/>
+          <w:szCs w:val="21"/>
+        </w:rPr>
+        <w:t xml:space="preserve"> </w:t>
+      </w:r>
+      <w:r>
+        <w:rPr>
+          <w:rFonts w:ascii="Times New Roman" w:hAnsi="Times New Roman" w:cs="Times New Roman" w:hint="eastAsia"/>
+          <w:szCs w:val="21"/>
+        </w:rPr>
+        <w:t xml:space="preserve">JCR Q1, </w:t>
       </w:r>
       <w:r>
         <w:rPr>
@@ -1953,21 +2503,56 @@
           <w:rFonts w:ascii="Times New Roman" w:hAnsi="Times New Roman" w:cs="Times New Roman"/>
           <w:szCs w:val="21"/>
         </w:rPr>
-        <w:t xml:space="preserve">, IF = 9.8, </w:t>
-      </w:r>
-      <w:r>
-        <w:rPr>
-          <w:rFonts w:ascii="Times New Roman" w:hAnsi="Times New Roman" w:cs="Times New Roman" w:hint="eastAsia"/>
-          <w:szCs w:val="21"/>
-        </w:rPr>
-        <w:t>Nature Index, in peer review</w:t>
-      </w:r>
-      <w:r>
-        <w:rPr>
-          <w:rFonts w:ascii="Times New Roman" w:hAnsi="Times New Roman" w:cs="Times New Roman"/>
-          <w:szCs w:val="21"/>
-        </w:rPr>
-        <w:t>).</w:t>
+        <w:t>,</w:t>
+      </w:r>
+      <w:r>
+        <w:rPr>
+          <w:rFonts w:ascii="Times New Roman" w:hAnsi="Times New Roman" w:cs="Times New Roman"/>
+          <w:szCs w:val="21"/>
+        </w:rPr>
+        <w:t xml:space="preserve"> IF=</w:t>
+      </w:r>
+      <w:r>
+        <w:rPr>
+          <w:rFonts w:ascii="Times New Roman" w:hAnsi="Times New Roman" w:cs="Times New Roman" w:hint="eastAsia"/>
+          <w:szCs w:val="21"/>
+        </w:rPr>
+        <w:t xml:space="preserve"> </w:t>
+      </w:r>
+      <w:r>
+        <w:rPr>
+          <w:rFonts w:ascii="Times New Roman" w:hAnsi="Times New Roman" w:cs="Times New Roman" w:hint="eastAsia"/>
+          <w:szCs w:val="21"/>
+        </w:rPr>
+        <w:t>7,</w:t>
+      </w:r>
+      <w:r>
+        <w:rPr>
+          <w:rFonts w:ascii="Times New Roman" w:hAnsi="Times New Roman" w:cs="Times New Roman" w:hint="eastAsia"/>
+          <w:szCs w:val="21"/>
+        </w:rPr>
+        <w:t xml:space="preserve"> </w:t>
+      </w:r>
+      <w:r>
+        <w:rPr>
+          <w:rFonts w:ascii="Times New Roman" w:hAnsi="Times New Roman" w:cs="Times New Roman" w:hint="eastAsia"/>
+          <w:szCs w:val="21"/>
+        </w:rPr>
+        <w:t>Nature Index</w:t>
+      </w:r>
+      <w:r>
+        <w:rPr>
+          <w:rFonts w:ascii="Times New Roman" w:hAnsi="Times New Roman" w:cs="Times New Roman"/>
+          <w:szCs w:val="21"/>
+        </w:rPr>
+        <w:t>)</w:t>
+      </w:r>
+      <w:r>
+        <w:rPr>
+          <w:rFonts w:ascii="Times New Roman" w:hAnsi="Times New Roman" w:cs="Times New Roman" w:hint="eastAsia"/>
+          <w:szCs w:val="21"/>
+        </w:rPr>
+        <w:t>.</w:t>
       </w:r>
     </w:p>
     <w:p>
@@ -1989,7 +2574,7 @@
           <w:rFonts w:ascii="Times New Roman" w:hAnsi="Times New Roman" w:cs="Times New Roman" w:hint="eastAsia"/>
           <w:szCs w:val="21"/>
         </w:rPr>
-        <w:t>3</w:t>
+        <w:t>5</w:t>
       </w:r>
       <w:r>
         <w:rPr>
@@ -1998,32 +2583,42 @@
         </w:rPr>
         <w:t xml:space="preserve">] </w:t>
       </w:r>
-      <w:proofErr w:type="spellStart"/>
-      <w:r>
-        <w:rPr>
-          <w:rFonts w:ascii="Times New Roman" w:hAnsi="Times New Roman" w:cs="Times New Roman"/>
-          <w:b/>
-          <w:bCs/>
-          <w:szCs w:val="21"/>
-        </w:rPr>
-        <w:t>Wang,</w:t>
-      </w:r>
-      <w:proofErr w:type="spellEnd"/>
-      <w:r>
-        <w:rPr>
-          <w:rFonts w:ascii="Times New Roman" w:hAnsi="Times New Roman" w:cs="Times New Roman"/>
-          <w:b/>
-          <w:bCs/>
-          <w:szCs w:val="21"/>
-        </w:rPr>
-        <w:t xml:space="preserve"> L.,</w:t>
-      </w:r>
-      <w:r>
-        <w:rPr>
-          <w:rFonts w:ascii="Times New Roman" w:hAnsi="Times New Roman" w:cs="Times New Roman"/>
-          <w:szCs w:val="21"/>
-        </w:rPr>
-        <w:t xml:space="preserve"> &amp; Kwan, M. P. (2025). How greenery exposure influences noise perception across geographic contexts. </w:t>
+      <w:r>
+        <w:rPr>
+          <w:rFonts w:ascii="Times New Roman" w:hAnsi="Times New Roman" w:cs="Times New Roman"/>
+          <w:b/>
+          <w:bCs/>
+          <w:szCs w:val="21"/>
+        </w:rPr>
+        <w:t xml:space="preserve">Wang, L., </w:t>
+      </w:r>
+      <w:r>
+        <w:rPr>
+          <w:rFonts w:ascii="Times New Roman" w:hAnsi="Times New Roman" w:cs="Times New Roman"/>
+          <w:szCs w:val="21"/>
+        </w:rPr>
+        <w:t>Zhou, S.,</w:t>
+      </w:r>
+      <w:r>
+        <w:rPr>
+          <w:rFonts w:ascii="Times New Roman" w:hAnsi="Times New Roman" w:cs="Times New Roman" w:hint="eastAsia"/>
+          <w:szCs w:val="21"/>
+        </w:rPr>
+        <w:t xml:space="preserve"> </w:t>
+      </w:r>
+      <w:r>
+        <w:rPr>
+          <w:rFonts w:ascii="Times New Roman" w:hAnsi="Times New Roman" w:cs="Times New Roman"/>
+          <w:szCs w:val="21"/>
+        </w:rPr>
+        <w:t>…</w:t>
+      </w:r>
+      <w:r>
+        <w:rPr>
+          <w:rFonts w:ascii="Times New Roman" w:hAnsi="Times New Roman" w:cs="Times New Roman"/>
+          <w:szCs w:val="21"/>
+        </w:rPr>
+        <w:t xml:space="preserve"> &amp; Kwan, M. P. (2024). Unveiling the Neighborhood Effect Averaging Problem: The Role of Daily Mobility in Shaping Built-Environment Quality Exposure. </w:t>
       </w:r>
       <w:r>
         <w:rPr>
@@ -2032,35 +2627,91 @@
           <w:iCs/>
           <w:szCs w:val="21"/>
         </w:rPr>
-        <w:t>Landscape and Urban Planning</w:t>
-      </w:r>
-      <w:r>
-        <w:rPr>
-          <w:rFonts w:ascii="Times New Roman" w:hAnsi="Times New Roman" w:cs="Times New Roman"/>
-          <w:szCs w:val="21"/>
-        </w:rPr>
-        <w:t>, 263, 105444</w:t>
-      </w:r>
-      <w:r>
-        <w:rPr>
-          <w:rFonts w:ascii="Times New Roman" w:hAnsi="Times New Roman" w:cs="Times New Roman" w:hint="eastAsia"/>
-          <w:szCs w:val="21"/>
-        </w:rPr>
-        <w:t>.</w:t>
-      </w:r>
-      <w:r>
-        <w:rPr>
-          <w:rFonts w:ascii="Times New Roman" w:hAnsi="Times New Roman" w:cs="Times New Roman"/>
-          <w:szCs w:val="21"/>
-        </w:rPr>
-        <w:t xml:space="preserve"> (</w:t>
-      </w:r>
-      <w:r>
-        <w:rPr>
-          <w:rFonts w:ascii="Times New Roman" w:hAnsi="Times New Roman" w:cs="Times New Roman" w:hint="eastAsia"/>
-          <w:szCs w:val="21"/>
-        </w:rPr>
-        <w:t>SCI</w:t>
+        <w:t>Annals of the American Association of Geographers</w:t>
+      </w:r>
+      <w:r>
+        <w:rPr>
+          <w:rFonts w:ascii="Times New Roman" w:hAnsi="Times New Roman" w:cs="Times New Roman"/>
+          <w:szCs w:val="21"/>
+        </w:rPr>
+        <w:t>, 115(2), 264</w:t>
+      </w:r>
+      <w:r>
+        <w:rPr>
+          <w:rFonts w:ascii="Times New Roman" w:hAnsi="Times New Roman" w:cs="Times New Roman" w:hint="eastAsia"/>
+          <w:szCs w:val="21"/>
+        </w:rPr>
+        <w:t xml:space="preserve"> </w:t>
+      </w:r>
+      <w:r>
+        <w:rPr>
+          <w:rFonts w:ascii="Times New Roman" w:hAnsi="Times New Roman" w:cs="Times New Roman"/>
+          <w:szCs w:val="21"/>
+        </w:rPr>
+        <w:t>–281. (</w:t>
+      </w:r>
+      <w:r>
+        <w:rPr>
+          <w:rFonts w:ascii="Times New Roman" w:hAnsi="Times New Roman" w:cs="Times New Roman"/>
+          <w:szCs w:val="21"/>
+        </w:rPr>
+        <w:t>Flagship journal of the American Association of Geographers</w:t>
+      </w:r>
+      <w:r>
+        <w:rPr>
+          <w:rFonts w:ascii="Times New Roman" w:hAnsi="Times New Roman" w:cs="Times New Roman" w:hint="eastAsia"/>
+          <w:szCs w:val="21"/>
+        </w:rPr>
+        <w:t xml:space="preserve">, </w:t>
+      </w:r>
+      <w:r>
+        <w:rPr>
+          <w:rFonts w:ascii="Times New Roman" w:hAnsi="Times New Roman" w:cs="Times New Roman"/>
+          <w:szCs w:val="21"/>
+        </w:rPr>
+        <w:t xml:space="preserve">SSCI, </w:t>
+      </w:r>
+      <w:r>
+        <w:rPr>
+          <w:rFonts w:ascii="Times New Roman" w:hAnsi="Times New Roman" w:cs="Times New Roman" w:hint="eastAsia"/>
+          <w:szCs w:val="21"/>
+        </w:rPr>
+        <w:t>JCR Q1</w:t>
+      </w:r>
+      <w:r>
+        <w:rPr>
+          <w:rFonts w:ascii="Times New Roman" w:hAnsi="Times New Roman" w:cs="Times New Roman" w:hint="eastAsia"/>
+          <w:szCs w:val="21"/>
+        </w:rPr>
+        <w:t xml:space="preserve">, </w:t>
+      </w:r>
+      <w:r>
+        <w:rPr>
+          <w:rFonts w:ascii="Times New Roman" w:hAnsi="Times New Roman" w:cs="Times New Roman"/>
+          <w:szCs w:val="21"/>
+        </w:rPr>
+        <w:t xml:space="preserve">CAS Zone </w:t>
+      </w:r>
+      <w:r>
+        <w:rPr>
+          <w:rFonts w:ascii="Times New Roman" w:hAnsi="Times New Roman" w:cs="Times New Roman" w:hint="eastAsia"/>
+          <w:szCs w:val="21"/>
+        </w:rPr>
+        <w:t>2</w:t>
+      </w:r>
+      <w:r>
+        <w:rPr>
+          <w:rFonts w:ascii="Times New Roman" w:hAnsi="Times New Roman" w:cs="Times New Roman"/>
+          <w:szCs w:val="21"/>
+        </w:rPr>
+        <w:t xml:space="preserve"> </w:t>
+      </w:r>
+      <w:r>
+        <w:rPr>
+          <w:rFonts w:ascii="Times New Roman" w:hAnsi="Times New Roman" w:cs="Times New Roman"/>
+          <w:szCs w:val="21"/>
+        </w:rPr>
+        <w:t>Top</w:t>
       </w:r>
       <w:r>
         <w:rPr>
@@ -2071,59 +2722,24 @@
       </w:r>
       <w:r>
         <w:rPr>
-          <w:rFonts w:ascii="Times New Roman" w:hAnsi="Times New Roman" w:cs="Times New Roman" w:hint="eastAsia"/>
-          <w:szCs w:val="21"/>
-        </w:rPr>
-        <w:t xml:space="preserve"> </w:t>
-      </w:r>
-      <w:r>
-        <w:rPr>
-          <w:rFonts w:ascii="Times New Roman" w:hAnsi="Times New Roman" w:cs="Times New Roman" w:hint="eastAsia"/>
-          <w:szCs w:val="21"/>
-        </w:rPr>
-        <w:t xml:space="preserve">JCR Q1, </w:t>
-      </w:r>
-      <w:r>
-        <w:rPr>
-          <w:rFonts w:ascii="Times New Roman" w:hAnsi="Times New Roman" w:cs="Times New Roman"/>
-          <w:szCs w:val="21"/>
-        </w:rPr>
-        <w:t>CAS Zone 1</w:t>
-      </w:r>
-      <w:r>
-        <w:rPr>
-          <w:rFonts w:ascii="Times New Roman" w:hAnsi="Times New Roman" w:cs="Times New Roman"/>
-          <w:szCs w:val="21"/>
-        </w:rPr>
-        <w:t xml:space="preserve"> </w:t>
-      </w:r>
-      <w:r>
-        <w:rPr>
-          <w:rFonts w:ascii="Times New Roman" w:hAnsi="Times New Roman" w:cs="Times New Roman"/>
-          <w:szCs w:val="21"/>
-        </w:rPr>
-        <w:t>Top</w:t>
-      </w:r>
-      <w:r>
-        <w:rPr>
-          <w:rFonts w:ascii="Times New Roman" w:hAnsi="Times New Roman" w:cs="Times New Roman"/>
-          <w:szCs w:val="21"/>
-        </w:rPr>
-        <w:t>,</w:t>
-      </w:r>
-      <w:r>
-        <w:rPr>
-          <w:rFonts w:ascii="Times New Roman" w:hAnsi="Times New Roman" w:cs="Times New Roman"/>
-          <w:szCs w:val="21"/>
-        </w:rPr>
-        <w:t xml:space="preserve"> IF=</w:t>
-      </w:r>
-      <w:r>
-        <w:rPr>
-          <w:rFonts w:ascii="Times New Roman" w:hAnsi="Times New Roman" w:cs="Times New Roman" w:hint="eastAsia"/>
-          <w:szCs w:val="21"/>
-        </w:rPr>
-        <w:t xml:space="preserve"> 9.2</w:t>
+          <w:rFonts w:ascii="Times New Roman" w:hAnsi="Times New Roman" w:cs="Times New Roman"/>
+          <w:szCs w:val="21"/>
+        </w:rPr>
+        <w:t xml:space="preserve"> IF = </w:t>
+      </w:r>
+      <w:r>
+        <w:rPr>
+          <w:rFonts w:ascii="Times New Roman" w:hAnsi="Times New Roman" w:cs="Times New Roman" w:hint="eastAsia"/>
+          <w:szCs w:val="21"/>
+        </w:rPr>
+        <w:t>3.</w:t>
+      </w:r>
+      <w:r>
+        <w:rPr>
+          <w:rFonts w:ascii="Times New Roman" w:hAnsi="Times New Roman" w:cs="Times New Roman" w:hint="eastAsia"/>
+          <w:szCs w:val="21"/>
+        </w:rPr>
+        <w:t>8</w:t>
       </w:r>
       <w:r>
         <w:rPr>
@@ -2149,7 +2765,7 @@
       </w:pPr>
       <w:r>
         <w:rPr>
-          <w:rFonts w:ascii="Times New Roman" w:hAnsi="Times New Roman" w:cs="Times New Roman" w:hint="eastAsia"/>
+          <w:rFonts w:ascii="Times New Roman" w:hAnsi="Times New Roman" w:cs="Times New Roman"/>
           <w:szCs w:val="21"/>
         </w:rPr>
         <w:t>[</w:t>
@@ -2159,78 +2775,30 @@
           <w:rFonts w:ascii="Times New Roman" w:hAnsi="Times New Roman" w:cs="Times New Roman" w:hint="eastAsia"/>
           <w:szCs w:val="21"/>
         </w:rPr>
-        <w:t>4</w:t>
-      </w:r>
-      <w:r>
-        <w:rPr>
-          <w:rFonts w:ascii="Times New Roman" w:hAnsi="Times New Roman" w:cs="Times New Roman" w:hint="eastAsia"/>
+        <w:t>6</w:t>
+      </w:r>
+      <w:r>
+        <w:rPr>
+          <w:rFonts w:ascii="Times New Roman" w:hAnsi="Times New Roman" w:cs="Times New Roman"/>
           <w:szCs w:val="21"/>
         </w:rPr>
         <w:t xml:space="preserve">] </w:t>
       </w:r>
-      <w:proofErr w:type="spellStart"/>
-      <w:r>
-        <w:rPr>
-          <w:rFonts w:ascii="Times New Roman" w:hAnsi="Times New Roman" w:cs="Times New Roman"/>
-          <w:b/>
-          <w:bCs/>
-          <w:szCs w:val="21"/>
-        </w:rPr>
-        <w:t>Wang,</w:t>
-      </w:r>
-      <w:proofErr w:type="spellEnd"/>
-      <w:r>
-        <w:rPr>
-          <w:rFonts w:ascii="Times New Roman" w:hAnsi="Times New Roman" w:cs="Times New Roman"/>
-          <w:b/>
-          <w:bCs/>
-          <w:szCs w:val="21"/>
-        </w:rPr>
-        <w:t xml:space="preserve"> L.,</w:t>
-      </w:r>
-      <w:r>
-        <w:rPr>
-          <w:rFonts w:ascii="Times New Roman" w:hAnsi="Times New Roman" w:cs="Times New Roman" w:hint="eastAsia"/>
-          <w:b/>
-          <w:bCs/>
-          <w:szCs w:val="21"/>
-        </w:rPr>
-        <w:t xml:space="preserve"> </w:t>
-      </w:r>
-      <w:r>
-        <w:rPr>
-          <w:rFonts w:ascii="Times New Roman" w:hAnsi="Times New Roman" w:cs="Times New Roman"/>
-          <w:szCs w:val="21"/>
-        </w:rPr>
-        <w:t>Zhou, S., Kwan, M. P.</w:t>
-      </w:r>
-      <w:r>
-        <w:rPr>
-          <w:rFonts w:ascii="Times New Roman" w:hAnsi="Times New Roman" w:cs="Times New Roman" w:hint="eastAsia"/>
-          <w:szCs w:val="21"/>
-        </w:rPr>
-        <w:t xml:space="preserve"> </w:t>
-      </w:r>
-      <w:r>
-        <w:rPr>
-          <w:rFonts w:ascii="Times New Roman" w:hAnsi="Times New Roman" w:cs="Times New Roman"/>
-          <w:szCs w:val="21"/>
-        </w:rPr>
-        <w:t>…</w:t>
-      </w:r>
-      <w:r>
-        <w:rPr>
-          <w:rFonts w:ascii="Times New Roman" w:hAnsi="Times New Roman" w:cs="Times New Roman"/>
-          <w:szCs w:val="21"/>
-        </w:rPr>
-        <w:t xml:space="preserve">. </w:t>
-      </w:r>
-      <w:r>
-        <w:rPr>
-          <w:rFonts w:ascii="Times New Roman" w:hAnsi="Times New Roman" w:cs="Times New Roman"/>
-          <w:szCs w:val="21"/>
-        </w:rPr>
-        <w:t xml:space="preserve">(2026). Space-based planning implications for age-friendly cities: Insights from spatial non-stationarity in multiple environment-health relationships. </w:t>
+      <w:r>
+        <w:rPr>
+          <w:rFonts w:ascii="Times New Roman" w:hAnsi="Times New Roman" w:cs="Times New Roman"/>
+          <w:b/>
+          <w:bCs/>
+          <w:szCs w:val="21"/>
+        </w:rPr>
+        <w:t>Wang, L.</w:t>
+      </w:r>
+      <w:r>
+        <w:rPr>
+          <w:rFonts w:ascii="Times New Roman" w:hAnsi="Times New Roman" w:cs="Times New Roman"/>
+          <w:szCs w:val="21"/>
+        </w:rPr>
+        <w:t xml:space="preserve">, Kwan, M. P., Zhou, S., &amp; Liu, D. (2024). Assessing the affective quality of soundscape for individuals: Using third-party assessment combined with an artificial intelligence (TPA-AI) model. </w:t>
       </w:r>
       <w:r>
         <w:rPr>
@@ -2239,18 +2807,32 @@
           <w:iCs/>
           <w:szCs w:val="21"/>
         </w:rPr>
-        <w:t>Cities</w:t>
-      </w:r>
-      <w:r>
-        <w:rPr>
-          <w:rFonts w:ascii="Times New Roman" w:hAnsi="Times New Roman" w:cs="Times New Roman"/>
-          <w:szCs w:val="21"/>
-        </w:rPr>
-        <w:t>, 169, 106495.</w:t>
-      </w:r>
-      <w:r>
-        <w:rPr>
-          <w:rFonts w:ascii="Times New Roman" w:hAnsi="Times New Roman" w:cs="Times New Roman" w:hint="eastAsia"/>
+        <w:t>Science of The Total Environment</w:t>
+      </w:r>
+      <w:r>
+        <w:rPr>
+          <w:rFonts w:ascii="Times New Roman" w:hAnsi="Times New Roman" w:cs="Times New Roman"/>
+          <w:szCs w:val="21"/>
+        </w:rPr>
+        <w:t xml:space="preserve">, 953, 176083. (SCI, </w:t>
+      </w:r>
+      <w:r>
+        <w:rPr>
+          <w:rFonts w:ascii="Times New Roman" w:hAnsi="Times New Roman" w:cs="Times New Roman" w:hint="eastAsia"/>
+          <w:szCs w:val="21"/>
+        </w:rPr>
+        <w:t xml:space="preserve">JCR Q1, </w:t>
+      </w:r>
+      <w:r>
+        <w:rPr>
+          <w:rFonts w:ascii="Times New Roman" w:hAnsi="Times New Roman" w:cs="Times New Roman"/>
+          <w:szCs w:val="21"/>
+        </w:rPr>
+        <w:t>CAS Zone 1</w:t>
+      </w:r>
+      <w:r>
+        <w:rPr>
+          <w:rFonts w:ascii="Times New Roman" w:hAnsi="Times New Roman" w:cs="Times New Roman"/>
           <w:szCs w:val="21"/>
         </w:rPr>
         <w:t xml:space="preserve"> </w:t>
@@ -2260,7 +2842,14 @@
           <w:rFonts w:ascii="Times New Roman" w:hAnsi="Times New Roman" w:cs="Times New Roman"/>
           <w:szCs w:val="21"/>
         </w:rPr>
-        <w:t>(SSCI,</w:t>
+        <w:t>Top</w:t>
+      </w:r>
+      <w:r>
+        <w:rPr>
+          <w:rFonts w:ascii="Times New Roman" w:hAnsi="Times New Roman" w:cs="Times New Roman"/>
+          <w:szCs w:val="21"/>
+        </w:rPr>
+        <w:t>,</w:t>
       </w:r>
       <w:r>
         <w:rPr>
@@ -2271,52 +2860,17 @@
       </w:r>
       <w:r>
         <w:rPr>
-          <w:rFonts w:ascii="Times New Roman" w:hAnsi="Times New Roman" w:cs="Times New Roman" w:hint="eastAsia"/>
-          <w:szCs w:val="21"/>
-        </w:rPr>
-        <w:t xml:space="preserve">JCR Q1, </w:t>
-      </w:r>
-      <w:r>
-        <w:rPr>
-          <w:rFonts w:ascii="Times New Roman" w:hAnsi="Times New Roman" w:cs="Times New Roman"/>
-          <w:szCs w:val="21"/>
-        </w:rPr>
-        <w:t>CAS Zone 1</w:t>
-      </w:r>
-      <w:r>
-        <w:rPr>
-          <w:rFonts w:ascii="Times New Roman" w:hAnsi="Times New Roman" w:cs="Times New Roman"/>
-          <w:szCs w:val="21"/>
-        </w:rPr>
-        <w:t xml:space="preserve"> </w:t>
-      </w:r>
-      <w:r>
-        <w:rPr>
-          <w:rFonts w:ascii="Times New Roman" w:hAnsi="Times New Roman" w:cs="Times New Roman"/>
-          <w:szCs w:val="21"/>
-        </w:rPr>
-        <w:t>Top</w:t>
-      </w:r>
-      <w:r>
-        <w:rPr>
-          <w:rFonts w:ascii="Times New Roman" w:hAnsi="Times New Roman" w:cs="Times New Roman"/>
-          <w:szCs w:val="21"/>
-        </w:rPr>
-        <w:t>,</w:t>
-      </w:r>
-      <w:r>
-        <w:rPr>
-          <w:rFonts w:ascii="Times New Roman" w:hAnsi="Times New Roman" w:cs="Times New Roman"/>
-          <w:szCs w:val="21"/>
-        </w:rPr>
-        <w:t xml:space="preserve"> IF=</w:t>
-      </w:r>
-      <w:r>
-        <w:rPr>
-          <w:rFonts w:ascii="Times New Roman" w:hAnsi="Times New Roman" w:cs="Times New Roman" w:hint="eastAsia"/>
-          <w:szCs w:val="21"/>
-        </w:rPr>
-        <w:t xml:space="preserve"> 6.6</w:t>
+          <w:rFonts w:ascii="Times New Roman" w:hAnsi="Times New Roman" w:cs="Times New Roman"/>
+          <w:szCs w:val="21"/>
+        </w:rPr>
+        <w:t xml:space="preserve">IF = </w:t>
+      </w:r>
+      <w:r>
+        <w:rPr>
+          <w:rFonts w:ascii="Times New Roman" w:hAnsi="Times New Roman" w:cs="Times New Roman" w:hint="eastAsia"/>
+          <w:szCs w:val="21"/>
+        </w:rPr>
+        <w:t>8.2</w:t>
       </w:r>
       <w:r>
         <w:rPr>
@@ -2352,7 +2906,7 @@
           <w:rFonts w:ascii="Times New Roman" w:hAnsi="Times New Roman" w:cs="Times New Roman" w:hint="eastAsia"/>
           <w:szCs w:val="21"/>
         </w:rPr>
-        <w:t>5</w:t>
+        <w:t>7</w:t>
       </w:r>
       <w:r>
         <w:rPr>
@@ -2361,36 +2915,32 @@
         </w:rPr>
         <w:t xml:space="preserve">] </w:t>
       </w:r>
-      <w:proofErr w:type="spellStart"/>
-      <w:r>
-        <w:rPr>
-          <w:rFonts w:ascii="Times New Roman" w:hAnsi="Times New Roman" w:cs="Times New Roman"/>
-          <w:b/>
-          <w:bCs/>
-          <w:szCs w:val="21"/>
-        </w:rPr>
-        <w:t>Wang,</w:t>
-      </w:r>
-      <w:proofErr w:type="spellEnd"/>
-      <w:r>
-        <w:rPr>
-          <w:rFonts w:ascii="Times New Roman" w:hAnsi="Times New Roman" w:cs="Times New Roman"/>
-          <w:b/>
-          <w:bCs/>
-          <w:szCs w:val="21"/>
-        </w:rPr>
-        <w:t xml:space="preserve"> L., </w:t>
-      </w:r>
-      <w:r>
-        <w:rPr>
-          <w:rFonts w:ascii="Times New Roman" w:hAnsi="Times New Roman" w:cs="Times New Roman"/>
-          <w:szCs w:val="21"/>
-        </w:rPr>
-        <w:t>Zhou, S.,</w:t>
-      </w:r>
-      <w:r>
-        <w:rPr>
-          <w:rFonts w:ascii="Times New Roman" w:hAnsi="Times New Roman" w:cs="Times New Roman" w:hint="eastAsia"/>
+      <w:r>
+        <w:rPr>
+          <w:rFonts w:ascii="Times New Roman" w:hAnsi="Times New Roman" w:cs="Times New Roman"/>
+          <w:b/>
+          <w:bCs/>
+          <w:szCs w:val="21"/>
+        </w:rPr>
+        <w:t>Wang, L.</w:t>
+      </w:r>
+      <w:r>
+        <w:rPr>
+          <w:rFonts w:ascii="Times New Roman" w:hAnsi="Times New Roman" w:cs="Times New Roman"/>
+          <w:szCs w:val="21"/>
+        </w:rPr>
+        <w:t>, Kwan, M. P.</w:t>
+      </w:r>
+      <w:r>
+        <w:rPr>
+          <w:rFonts w:ascii="Times New Roman" w:hAnsi="Times New Roman" w:cs="Times New Roman" w:hint="eastAsia"/>
+          <w:szCs w:val="21"/>
+        </w:rPr>
+        <w:t xml:space="preserve"> (2025).</w:t>
+      </w:r>
+      <w:r>
+        <w:rPr>
+          <w:rFonts w:ascii="Times New Roman" w:hAnsi="Times New Roman" w:cs="Times New Roman"/>
           <w:szCs w:val="21"/>
         </w:rPr>
         <w:t xml:space="preserve"> </w:t>
@@ -2400,30 +2950,7 @@
           <w:rFonts w:ascii="Times New Roman" w:hAnsi="Times New Roman" w:cs="Times New Roman"/>
           <w:szCs w:val="21"/>
         </w:rPr>
-        <w:t>…</w:t>
-      </w:r>
-      <w:r>
-        <w:rPr>
-          <w:rFonts w:ascii="Times New Roman" w:hAnsi="Times New Roman" w:cs="Times New Roman"/>
-          <w:szCs w:val="21"/>
-        </w:rPr>
-        <w:t xml:space="preserve"> &amp; Kwan, M. P. (2024). Unveiling the </w:t>
-      </w:r>
-      <w:proofErr w:type="spellStart"/>
-      <w:r>
-        <w:rPr>
-          <w:rFonts w:ascii="Times New Roman" w:hAnsi="Times New Roman" w:cs="Times New Roman"/>
-          <w:szCs w:val="21"/>
-        </w:rPr>
-        <w:t>Neighborhood</w:t>
-      </w:r>
-      <w:proofErr w:type="spellEnd"/>
-      <w:r>
-        <w:rPr>
-          <w:rFonts w:ascii="Times New Roman" w:hAnsi="Times New Roman" w:cs="Times New Roman"/>
-          <w:szCs w:val="21"/>
-        </w:rPr>
-        <w:t xml:space="preserve"> Effect Averaging Problem: The Role of Daily Mobility in Shaping Built-Environment Quality Exposure. </w:t>
+        <w:t xml:space="preserve">Profiling Spatiotemporal Contexts Associated with Compound Exposure Disadvantages in Noise and Greenery: A Study Using Mobile Sensors and Explainable Machine Learning. </w:t>
       </w:r>
       <w:r>
         <w:rPr>
@@ -2432,18 +2959,32 @@
           <w:iCs/>
           <w:szCs w:val="21"/>
         </w:rPr>
-        <w:t>Annals of the American Association of Geographers</w:t>
-      </w:r>
-      <w:r>
-        <w:rPr>
-          <w:rFonts w:ascii="Times New Roman" w:hAnsi="Times New Roman" w:cs="Times New Roman"/>
-          <w:szCs w:val="21"/>
-        </w:rPr>
-        <w:t>, 115(2), 264</w:t>
-      </w:r>
-      <w:r>
-        <w:rPr>
-          <w:rFonts w:ascii="Times New Roman" w:hAnsi="Times New Roman" w:cs="Times New Roman" w:hint="eastAsia"/>
+        <w:t>Social Science &amp; Medicine</w:t>
+      </w:r>
+      <w:r>
+        <w:rPr>
+          <w:rFonts w:ascii="Times New Roman" w:hAnsi="Times New Roman" w:cs="Times New Roman"/>
+          <w:szCs w:val="21"/>
+        </w:rPr>
+        <w:t xml:space="preserve">, 399, 119254 </w:t>
+      </w:r>
+      <w:r>
+        <w:rPr>
+          <w:rFonts w:ascii="Times New Roman" w:hAnsi="Times New Roman" w:cs="Times New Roman" w:hint="eastAsia"/>
+          <w:szCs w:val="21"/>
+        </w:rPr>
+        <w:t xml:space="preserve">(SCI, JCR Q1, </w:t>
+      </w:r>
+      <w:r>
+        <w:rPr>
+          <w:rFonts w:ascii="Times New Roman" w:hAnsi="Times New Roman" w:cs="Times New Roman"/>
+          <w:szCs w:val="21"/>
+        </w:rPr>
+        <w:t>CAS Zone 1</w:t>
+      </w:r>
+      <w:r>
+        <w:rPr>
+          <w:rFonts w:ascii="Times New Roman" w:hAnsi="Times New Roman" w:cs="Times New Roman"/>
           <w:szCs w:val="21"/>
         </w:rPr>
         <w:t xml:space="preserve"> </w:t>
@@ -2453,14 +2994,28 @@
           <w:rFonts w:ascii="Times New Roman" w:hAnsi="Times New Roman" w:cs="Times New Roman"/>
           <w:szCs w:val="21"/>
         </w:rPr>
-        <w:t>–281. (</w:t>
-      </w:r>
-      <w:r>
-        <w:rPr>
-          <w:rFonts w:ascii="Times New Roman" w:hAnsi="Times New Roman" w:cs="Times New Roman"/>
-          <w:szCs w:val="21"/>
-        </w:rPr>
-        <w:t>Flagship journal of the American Association of Geographers</w:t>
+        <w:t>Top</w:t>
+      </w:r>
+      <w:r>
+        <w:rPr>
+          <w:rFonts w:ascii="Times New Roman" w:hAnsi="Times New Roman" w:cs="Times New Roman"/>
+          <w:szCs w:val="21"/>
+        </w:rPr>
+        <w:t>,</w:t>
+      </w:r>
+      <w:r>
+        <w:rPr>
+          <w:rFonts w:ascii="Times New Roman" w:hAnsi="Times New Roman" w:cs="Times New Roman" w:hint="eastAsia"/>
+          <w:szCs w:val="21"/>
+        </w:rPr>
+        <w:t xml:space="preserve"> </w:t>
+      </w:r>
+      <w:r>
+        <w:rPr>
+          <w:rFonts w:ascii="Times New Roman" w:hAnsi="Times New Roman" w:cs="Times New Roman"/>
+          <w:szCs w:val="21"/>
+        </w:rPr>
+        <w:t>ABS 4-Star</w:t>
       </w:r>
       <w:r>
         <w:rPr>
@@ -2471,80 +3026,17 @@
       </w:r>
       <w:r>
         <w:rPr>
-          <w:rFonts w:ascii="Times New Roman" w:hAnsi="Times New Roman" w:cs="Times New Roman"/>
-          <w:szCs w:val="21"/>
-        </w:rPr>
-        <w:t xml:space="preserve">SSCI, </w:t>
-      </w:r>
-      <w:r>
-        <w:rPr>
-          <w:rFonts w:ascii="Times New Roman" w:hAnsi="Times New Roman" w:cs="Times New Roman" w:hint="eastAsia"/>
-          <w:szCs w:val="21"/>
-        </w:rPr>
-        <w:t>JCR Q1</w:t>
-      </w:r>
-      <w:r>
-        <w:rPr>
-          <w:rFonts w:ascii="Times New Roman" w:hAnsi="Times New Roman" w:cs="Times New Roman" w:hint="eastAsia"/>
-          <w:szCs w:val="21"/>
-        </w:rPr>
-        <w:t xml:space="preserve">, </w:t>
-      </w:r>
-      <w:r>
-        <w:rPr>
-          <w:rFonts w:ascii="Times New Roman" w:hAnsi="Times New Roman" w:cs="Times New Roman"/>
-          <w:szCs w:val="21"/>
-        </w:rPr>
-        <w:t xml:space="preserve">CAS Zone </w:t>
-      </w:r>
-      <w:r>
-        <w:rPr>
-          <w:rFonts w:ascii="Times New Roman" w:hAnsi="Times New Roman" w:cs="Times New Roman" w:hint="eastAsia"/>
-          <w:szCs w:val="21"/>
-        </w:rPr>
-        <w:t>2</w:t>
-      </w:r>
-      <w:r>
-        <w:rPr>
-          <w:rFonts w:ascii="Times New Roman" w:hAnsi="Times New Roman" w:cs="Times New Roman"/>
-          <w:szCs w:val="21"/>
-        </w:rPr>
-        <w:t xml:space="preserve"> </w:t>
-      </w:r>
-      <w:r>
-        <w:rPr>
-          <w:rFonts w:ascii="Times New Roman" w:hAnsi="Times New Roman" w:cs="Times New Roman"/>
-          <w:szCs w:val="21"/>
-        </w:rPr>
-        <w:t>Top</w:t>
-      </w:r>
-      <w:r>
-        <w:rPr>
-          <w:rFonts w:ascii="Times New Roman" w:hAnsi="Times New Roman" w:cs="Times New Roman"/>
-          <w:szCs w:val="21"/>
-        </w:rPr>
-        <w:t>,</w:t>
-      </w:r>
-      <w:r>
-        <w:rPr>
-          <w:rFonts w:ascii="Times New Roman" w:hAnsi="Times New Roman" w:cs="Times New Roman"/>
-          <w:szCs w:val="21"/>
-        </w:rPr>
-        <w:t xml:space="preserve"> IF = </w:t>
-      </w:r>
-      <w:r>
-        <w:rPr>
-          <w:rFonts w:ascii="Times New Roman" w:hAnsi="Times New Roman" w:cs="Times New Roman" w:hint="eastAsia"/>
-          <w:szCs w:val="21"/>
-        </w:rPr>
-        <w:t>3.2</w:t>
-      </w:r>
-      <w:r>
-        <w:rPr>
-          <w:rFonts w:ascii="Times New Roman" w:hAnsi="Times New Roman" w:cs="Times New Roman"/>
-          <w:szCs w:val="21"/>
-        </w:rPr>
-        <w:t>)</w:t>
+          <w:rFonts w:ascii="Times New Roman" w:hAnsi="Times New Roman" w:cs="Times New Roman" w:hint="eastAsia"/>
+          <w:szCs w:val="21"/>
+        </w:rPr>
+        <w:t>IF=</w:t>
+      </w:r>
+      <w:r>
+        <w:rPr>
+          <w:rFonts w:ascii="Times New Roman" w:hAnsi="Times New Roman" w:cs="Times New Roman" w:hint="eastAsia"/>
+          <w:szCs w:val="21"/>
+        </w:rPr>
+        <w:t>4</w:t>
       </w:r>
       <w:r>
         <w:rPr>
@@ -2552,6 +3044,20 @@
           <w:szCs w:val="21"/>
         </w:rPr>
         <w:t>.</w:t>
+      </w:r>
+      <w:r>
+        <w:rPr>
+          <w:rFonts w:ascii="Times New Roman" w:hAnsi="Times New Roman" w:cs="Times New Roman" w:hint="eastAsia"/>
+          <w:szCs w:val="21"/>
+        </w:rPr>
+        <w:t>1</w:t>
+      </w:r>
+      <w:r>
+        <w:rPr>
+          <w:rFonts w:ascii="Times New Roman" w:hAnsi="Times New Roman" w:cs="Times New Roman" w:hint="eastAsia"/>
+          <w:szCs w:val="21"/>
+        </w:rPr>
+        <w:t>).</w:t>
       </w:r>
     </w:p>
     <w:p>
@@ -2563,52 +3069,75 @@
       </w:pPr>
       <w:r>
         <w:rPr>
-          <w:rFonts w:ascii="Times New Roman" w:hAnsi="Times New Roman" w:cs="Times New Roman"/>
-          <w:szCs w:val="21"/>
-        </w:rPr>
-        <w:lastRenderedPageBreak/>
+          <w:rFonts w:ascii="Times New Roman" w:eastAsia="宋体" w:hAnsi="Times New Roman" w:cs="Times New Roman"/>
+          <w:szCs w:val="21"/>
+        </w:rPr>
         <w:t>[</w:t>
       </w:r>
       <w:r>
         <w:rPr>
-          <w:rFonts w:ascii="Times New Roman" w:hAnsi="Times New Roman" w:cs="Times New Roman" w:hint="eastAsia"/>
-          <w:szCs w:val="21"/>
-        </w:rPr>
-        <w:t>6</w:t>
-      </w:r>
-      <w:r>
-        <w:rPr>
-          <w:rFonts w:ascii="Times New Roman" w:hAnsi="Times New Roman" w:cs="Times New Roman"/>
-          <w:szCs w:val="21"/>
-        </w:rPr>
-        <w:t xml:space="preserve">] </w:t>
-      </w:r>
-      <w:proofErr w:type="spellStart"/>
-      <w:r>
-        <w:rPr>
-          <w:rFonts w:ascii="Times New Roman" w:hAnsi="Times New Roman" w:cs="Times New Roman"/>
-          <w:b/>
-          <w:bCs/>
-          <w:szCs w:val="21"/>
-        </w:rPr>
-        <w:t>Wang,</w:t>
-      </w:r>
-      <w:proofErr w:type="spellEnd"/>
-      <w:r>
-        <w:rPr>
-          <w:rFonts w:ascii="Times New Roman" w:hAnsi="Times New Roman" w:cs="Times New Roman"/>
-          <w:b/>
-          <w:bCs/>
-          <w:szCs w:val="21"/>
-        </w:rPr>
-        <w:t xml:space="preserve"> L.</w:t>
-      </w:r>
-      <w:r>
-        <w:rPr>
-          <w:rFonts w:ascii="Times New Roman" w:hAnsi="Times New Roman" w:cs="Times New Roman"/>
-          <w:szCs w:val="21"/>
-        </w:rPr>
-        <w:t xml:space="preserve">, Kwan, M. P., Zhou, S., &amp; Liu, D. (2024). Assessing the affective quality of soundscape for individuals: Using third-party assessment combined with an artificial intelligence (TPA-AI) model. </w:t>
+          <w:rFonts w:ascii="Times New Roman" w:eastAsia="宋体" w:hAnsi="Times New Roman" w:cs="Times New Roman" w:hint="eastAsia"/>
+          <w:szCs w:val="21"/>
+        </w:rPr>
+        <w:t>8</w:t>
+      </w:r>
+      <w:r>
+        <w:rPr>
+          <w:rFonts w:ascii="Times New Roman" w:eastAsia="宋体" w:hAnsi="Times New Roman" w:cs="Times New Roman"/>
+          <w:szCs w:val="21"/>
+        </w:rPr>
+        <w:t>]</w:t>
+      </w:r>
+      <w:r>
+        <w:rPr>
+          <w:rFonts w:ascii="Times New Roman" w:eastAsia="宋体" w:hAnsi="Times New Roman" w:cs="Times New Roman" w:hint="eastAsia"/>
+          <w:szCs w:val="21"/>
+        </w:rPr>
+        <w:t xml:space="preserve"> </w:t>
+      </w:r>
+      <w:r>
+        <w:rPr>
+          <w:rFonts w:ascii="Times New Roman" w:hAnsi="Times New Roman" w:cs="Times New Roman"/>
+          <w:szCs w:val="21"/>
+        </w:rPr>
+        <w:t xml:space="preserve">Song, L., </w:t>
+      </w:r>
+      <w:r>
+        <w:rPr>
+          <w:rFonts w:ascii="Times New Roman" w:hAnsi="Times New Roman" w:cs="Times New Roman"/>
+          <w:b/>
+          <w:bCs/>
+          <w:szCs w:val="21"/>
+        </w:rPr>
+        <w:t>Wang, L.</w:t>
+      </w:r>
+      <w:r>
+        <w:rPr>
+          <w:rFonts w:ascii="Times New Roman" w:hAnsi="Times New Roman" w:cs="Times New Roman"/>
+          <w:szCs w:val="21"/>
+        </w:rPr>
+        <w:t>, Kwan, M. P.,</w:t>
+      </w:r>
+      <w:r>
+        <w:rPr>
+          <w:rFonts w:ascii="Times New Roman" w:hAnsi="Times New Roman" w:cs="Times New Roman" w:hint="eastAsia"/>
+          <w:szCs w:val="21"/>
+        </w:rPr>
+        <w:t>..</w:t>
+      </w:r>
+      <w:r>
+        <w:rPr>
+          <w:rFonts w:ascii="Times New Roman" w:hAnsi="Times New Roman" w:cs="Times New Roman"/>
+          <w:szCs w:val="21"/>
+        </w:rPr>
+        <w:t>. (2026). Residential sentiments and spatial environments in urban villages: An X-minute community life circle analysis.</w:t>
+      </w:r>
+      <w:r>
+        <w:rPr>
+          <w:rFonts w:ascii="Times New Roman" w:hAnsi="Times New Roman" w:cs="Times New Roman" w:hint="eastAsia"/>
+          <w:szCs w:val="21"/>
+        </w:rPr>
+        <w:t xml:space="preserve"> </w:t>
       </w:r>
       <w:r>
         <w:rPr>
@@ -2617,32 +3146,18 @@
           <w:iCs/>
           <w:szCs w:val="21"/>
         </w:rPr>
-        <w:t>Science of The Total Environment</w:t>
-      </w:r>
-      <w:r>
-        <w:rPr>
-          <w:rFonts w:ascii="Times New Roman" w:hAnsi="Times New Roman" w:cs="Times New Roman"/>
-          <w:szCs w:val="21"/>
-        </w:rPr>
-        <w:t xml:space="preserve">, 953, 176083. (SCI, </w:t>
-      </w:r>
-      <w:r>
-        <w:rPr>
-          <w:rFonts w:ascii="Times New Roman" w:hAnsi="Times New Roman" w:cs="Times New Roman" w:hint="eastAsia"/>
-          <w:szCs w:val="21"/>
-        </w:rPr>
-        <w:t xml:space="preserve">JCR Q1, </w:t>
-      </w:r>
-      <w:r>
-        <w:rPr>
-          <w:rFonts w:ascii="Times New Roman" w:hAnsi="Times New Roman" w:cs="Times New Roman"/>
-          <w:szCs w:val="21"/>
-        </w:rPr>
-        <w:t>CAS Zone 1</w:t>
-      </w:r>
-      <w:r>
-        <w:rPr>
-          <w:rFonts w:ascii="Times New Roman" w:hAnsi="Times New Roman" w:cs="Times New Roman"/>
+        <w:t>Applied Geography</w:t>
+      </w:r>
+      <w:r>
+        <w:rPr>
+          <w:rFonts w:ascii="Times New Roman" w:hAnsi="Times New Roman" w:cs="Times New Roman"/>
+          <w:szCs w:val="21"/>
+        </w:rPr>
+        <w:t>,</w:t>
+      </w:r>
+      <w:r>
+        <w:rPr>
+          <w:rFonts w:ascii="Times New Roman" w:hAnsi="Times New Roman" w:cs="Times New Roman" w:hint="eastAsia"/>
           <w:szCs w:val="21"/>
         </w:rPr>
         <w:t xml:space="preserve"> </w:t>
@@ -2650,6 +3165,50 @@
       <w:r>
         <w:rPr>
           <w:rFonts w:ascii="Times New Roman" w:hAnsi="Times New Roman" w:cs="Times New Roman"/>
+          <w:i/>
+          <w:iCs/>
+          <w:szCs w:val="21"/>
+        </w:rPr>
+        <w:t>189</w:t>
+      </w:r>
+      <w:r>
+        <w:rPr>
+          <w:rFonts w:ascii="Times New Roman" w:hAnsi="Times New Roman" w:cs="Times New Roman"/>
+          <w:szCs w:val="21"/>
+        </w:rPr>
+        <w:t>, 103945</w:t>
+      </w:r>
+      <w:r>
+        <w:rPr>
+          <w:rFonts w:ascii="Times New Roman" w:hAnsi="Times New Roman" w:cs="Times New Roman" w:hint="eastAsia"/>
+          <w:szCs w:val="21"/>
+        </w:rPr>
+        <w:t xml:space="preserve">(SCI, JCR Q1, </w:t>
+      </w:r>
+      <w:r>
+        <w:rPr>
+          <w:rFonts w:ascii="Times New Roman" w:hAnsi="Times New Roman" w:cs="Times New Roman"/>
+          <w:szCs w:val="21"/>
+        </w:rPr>
+        <w:t xml:space="preserve">CAS Zone </w:t>
+      </w:r>
+      <w:r>
+        <w:rPr>
+          <w:rFonts w:ascii="Times New Roman" w:hAnsi="Times New Roman" w:cs="Times New Roman" w:hint="eastAsia"/>
+          <w:szCs w:val="21"/>
+        </w:rPr>
+        <w:t>2</w:t>
+      </w:r>
+      <w:r>
+        <w:rPr>
+          <w:rFonts w:ascii="Times New Roman" w:hAnsi="Times New Roman" w:cs="Times New Roman"/>
+          <w:szCs w:val="21"/>
+        </w:rPr>
+        <w:t xml:space="preserve"> </w:t>
+      </w:r>
+      <w:r>
+        <w:rPr>
+          <w:rFonts w:ascii="Times New Roman" w:hAnsi="Times New Roman" w:cs="Times New Roman"/>
           <w:szCs w:val="21"/>
         </w:rPr>
         <w:t>Top</w:t>
@@ -2666,28 +3225,21 @@
           <w:rFonts w:ascii="Times New Roman" w:hAnsi="Times New Roman" w:cs="Times New Roman" w:hint="eastAsia"/>
           <w:szCs w:val="21"/>
         </w:rPr>
-        <w:t xml:space="preserve"> </w:t>
-      </w:r>
-      <w:r>
-        <w:rPr>
-          <w:rFonts w:ascii="Times New Roman" w:hAnsi="Times New Roman" w:cs="Times New Roman"/>
-          <w:szCs w:val="21"/>
-        </w:rPr>
-        <w:t xml:space="preserve">IF = </w:t>
-      </w:r>
-      <w:r>
-        <w:rPr>
-          <w:rFonts w:ascii="Times New Roman" w:hAnsi="Times New Roman" w:cs="Times New Roman" w:hint="eastAsia"/>
-          <w:szCs w:val="21"/>
-        </w:rPr>
-        <w:t>8.2</w:t>
-      </w:r>
-      <w:r>
-        <w:rPr>
-          <w:rFonts w:ascii="Times New Roman" w:hAnsi="Times New Roman" w:cs="Times New Roman"/>
-          <w:szCs w:val="21"/>
-        </w:rPr>
-        <w:t>)</w:t>
+        <w:t xml:space="preserve"> IF=</w:t>
+      </w:r>
+      <w:r>
+        <w:rPr>
+          <w:rFonts w:ascii="Times New Roman" w:hAnsi="Times New Roman" w:cs="Times New Roman" w:hint="eastAsia"/>
+          <w:szCs w:val="21"/>
+        </w:rPr>
+        <w:t>7</w:t>
+      </w:r>
+      <w:r>
+        <w:rPr>
+          <w:rFonts w:ascii="Times New Roman" w:hAnsi="Times New Roman" w:cs="Times New Roman" w:hint="eastAsia"/>
+          <w:szCs w:val="21"/>
+        </w:rPr>
+        <w:t>.4)</w:t>
       </w:r>
       <w:r>
         <w:rPr>
@@ -2716,7 +3268,7 @@
           <w:rFonts w:ascii="Times New Roman" w:hAnsi="Times New Roman" w:cs="Times New Roman" w:hint="eastAsia"/>
           <w:szCs w:val="21"/>
         </w:rPr>
-        <w:t>7</w:t>
+        <w:t>9</w:t>
       </w:r>
       <w:r>
         <w:rPr>
@@ -2725,62 +3277,113 @@
         </w:rPr>
         <w:t xml:space="preserve">] </w:t>
       </w:r>
-      <w:proofErr w:type="spellStart"/>
-      <w:r>
-        <w:rPr>
-          <w:rFonts w:ascii="Times New Roman" w:hAnsi="Times New Roman" w:cs="Times New Roman"/>
-          <w:b/>
-          <w:bCs/>
-          <w:szCs w:val="21"/>
-        </w:rPr>
-        <w:t>Wang,</w:t>
-      </w:r>
-      <w:proofErr w:type="spellEnd"/>
-      <w:r>
-        <w:rPr>
-          <w:rFonts w:ascii="Times New Roman" w:hAnsi="Times New Roman" w:cs="Times New Roman"/>
-          <w:b/>
-          <w:bCs/>
-          <w:szCs w:val="21"/>
-        </w:rPr>
-        <w:t xml:space="preserve"> L.</w:t>
-      </w:r>
-      <w:r>
-        <w:rPr>
-          <w:rFonts w:ascii="Times New Roman" w:hAnsi="Times New Roman" w:cs="Times New Roman"/>
-          <w:szCs w:val="21"/>
-        </w:rPr>
-        <w:t>, Kwan, M. P.</w:t>
-      </w:r>
-      <w:r>
-        <w:rPr>
-          <w:rFonts w:ascii="Times New Roman" w:hAnsi="Times New Roman" w:cs="Times New Roman" w:hint="eastAsia"/>
-          <w:szCs w:val="21"/>
-        </w:rPr>
-        <w:t xml:space="preserve"> (2025).</w:t>
-      </w:r>
-      <w:r>
-        <w:rPr>
-          <w:rFonts w:ascii="Times New Roman" w:hAnsi="Times New Roman" w:cs="Times New Roman"/>
+      <w:r>
+        <w:rPr>
+          <w:rFonts w:ascii="Times New Roman" w:eastAsia="宋体" w:hAnsi="Times New Roman" w:cs="Times New Roman"/>
+          <w:b/>
+          <w:bCs/>
+          <w:szCs w:val="21"/>
+        </w:rPr>
+        <w:t>Wang L</w:t>
+      </w:r>
+      <w:r>
+        <w:rPr>
+          <w:rFonts w:ascii="Times New Roman" w:eastAsia="宋体" w:hAnsi="Times New Roman" w:cs="Times New Roman" w:hint="eastAsia"/>
+          <w:b/>
+          <w:bCs/>
+          <w:szCs w:val="21"/>
+        </w:rPr>
+        <w:t>.</w:t>
+      </w:r>
+      <w:r>
+        <w:rPr>
+          <w:rFonts w:ascii="Times New Roman" w:eastAsia="宋体" w:hAnsi="Times New Roman" w:cs="Times New Roman"/>
+          <w:szCs w:val="21"/>
+        </w:rPr>
+        <w:t xml:space="preserve">, </w:t>
+      </w:r>
+      <w:r>
+        <w:rPr>
+          <w:rFonts w:ascii="Times New Roman" w:eastAsia="宋体" w:hAnsi="Times New Roman" w:cs="Times New Roman" w:hint="eastAsia"/>
+          <w:szCs w:val="21"/>
+        </w:rPr>
+        <w:t xml:space="preserve">Zheng Z. </w:t>
+      </w:r>
+      <w:r>
+        <w:rPr>
+          <w:rFonts w:ascii="Times New Roman" w:eastAsia="宋体" w:hAnsi="Times New Roman" w:cs="Times New Roman"/>
+          <w:szCs w:val="21"/>
+        </w:rPr>
+        <w:t>Zhou S</w:t>
+      </w:r>
+      <w:r>
+        <w:rPr>
+          <w:rFonts w:ascii="Times New Roman" w:eastAsia="宋体" w:hAnsi="Times New Roman" w:cs="Times New Roman" w:hint="eastAsia"/>
+          <w:szCs w:val="21"/>
+        </w:rPr>
+        <w:t>.</w:t>
+      </w:r>
+      <w:r>
+        <w:rPr>
+          <w:rFonts w:ascii="Times New Roman" w:eastAsia="宋体" w:hAnsi="Times New Roman" w:cs="Times New Roman"/>
+          <w:szCs w:val="21"/>
+        </w:rPr>
+        <w:t xml:space="preserve">, </w:t>
+      </w:r>
+      <w:r>
+        <w:rPr>
+          <w:rFonts w:ascii="Times New Roman" w:eastAsia="宋体" w:hAnsi="Times New Roman" w:cs="Times New Roman" w:hint="eastAsia"/>
+          <w:szCs w:val="21"/>
+        </w:rPr>
+        <w:t>Li</w:t>
+      </w:r>
+      <w:r>
+        <w:rPr>
+          <w:rFonts w:ascii="Times New Roman" w:eastAsia="宋体" w:hAnsi="Times New Roman" w:cs="Times New Roman"/>
           <w:szCs w:val="21"/>
         </w:rPr>
         <w:t xml:space="preserve"> </w:t>
       </w:r>
       <w:r>
         <w:rPr>
-          <w:rFonts w:ascii="Times New Roman" w:hAnsi="Times New Roman" w:cs="Times New Roman"/>
-          <w:szCs w:val="21"/>
-        </w:rPr>
-        <w:t>Profiling Spatiotemporal Contexts Associated with Compound Exposure Disadvantages in Noise and Greenery: A Study Using Mobile Sensors and Explainable Machine Learning</w:t>
-      </w:r>
-      <w:r>
-        <w:rPr>
-          <w:rFonts w:ascii="Times New Roman" w:hAnsi="Times New Roman" w:cs="Times New Roman" w:hint="eastAsia"/>
+          <w:rFonts w:ascii="Times New Roman" w:eastAsia="宋体" w:hAnsi="Times New Roman" w:cs="Times New Roman" w:hint="eastAsia"/>
+          <w:szCs w:val="21"/>
+        </w:rPr>
+        <w:t>Q.</w:t>
+      </w:r>
+      <w:r>
+        <w:rPr>
+          <w:rFonts w:ascii="Times New Roman" w:eastAsia="宋体" w:hAnsi="Times New Roman" w:cs="Times New Roman"/>
+          <w:szCs w:val="21"/>
+        </w:rPr>
+        <w:t>, Song J</w:t>
+      </w:r>
+      <w:r>
+        <w:rPr>
+          <w:rFonts w:ascii="Times New Roman" w:eastAsia="宋体" w:hAnsi="Times New Roman" w:cs="Times New Roman" w:hint="eastAsia"/>
+          <w:szCs w:val="21"/>
+        </w:rPr>
+        <w:t>., Ma R</w:t>
+      </w:r>
+      <w:r>
+        <w:rPr>
+          <w:rFonts w:ascii="Times New Roman" w:eastAsia="宋体" w:hAnsi="Times New Roman" w:cs="Times New Roman" w:hint="eastAsia"/>
           <w:szCs w:val="21"/>
         </w:rPr>
         <w:t>.</w:t>
       </w:r>
       <w:r>
+        <w:rPr>
+          <w:rFonts w:ascii="Times New Roman" w:eastAsia="宋体" w:hAnsi="Times New Roman" w:cs="Times New Roman" w:hint="eastAsia"/>
+          <w:szCs w:val="21"/>
+        </w:rPr>
+        <w:t xml:space="preserve"> (2022).</w:t>
+      </w:r>
+      <w:r>
+        <w:rPr>
+          <w:rFonts w:ascii="Times New Roman" w:eastAsia="宋体" w:hAnsi="Times New Roman" w:cs="Times New Roman" w:hint="eastAsia"/>
+          <w:szCs w:val="21"/>
+        </w:rPr>
         <w:t xml:space="preserve"> </w:t>
       </w:r>
       <w:r>
@@ -2788,25 +3391,11 @@
           <w:rFonts w:ascii="Times New Roman" w:hAnsi="Times New Roman" w:cs="Times New Roman"/>
           <w:szCs w:val="21"/>
         </w:rPr>
-        <w:t>Social Science &amp; Medicine</w:t>
-      </w:r>
-      <w:r>
-        <w:rPr>
-          <w:rFonts w:ascii="Times New Roman" w:hAnsi="Times New Roman" w:cs="Times New Roman" w:hint="eastAsia"/>
-          <w:szCs w:val="21"/>
-        </w:rPr>
-        <w:t xml:space="preserve">. (SCI, JCR Q1, </w:t>
-      </w:r>
-      <w:r>
-        <w:rPr>
-          <w:rFonts w:ascii="Times New Roman" w:hAnsi="Times New Roman" w:cs="Times New Roman"/>
-          <w:szCs w:val="21"/>
-        </w:rPr>
-        <w:t>CAS Zone 1</w:t>
-      </w:r>
-      <w:r>
-        <w:rPr>
-          <w:rFonts w:ascii="Times New Roman" w:hAnsi="Times New Roman" w:cs="Times New Roman"/>
+        <w:t>The Impact of Spatial Quality on Spatial Vitality from the Perspective</w:t>
+      </w:r>
+      <w:r>
+        <w:rPr>
+          <w:rFonts w:ascii="Times New Roman" w:hAnsi="Times New Roman" w:cs="Times New Roman" w:hint="eastAsia"/>
           <w:szCs w:val="21"/>
         </w:rPr>
         <w:t xml:space="preserve"> </w:t>
@@ -2816,410 +3405,30 @@
           <w:rFonts w:ascii="Times New Roman" w:hAnsi="Times New Roman" w:cs="Times New Roman"/>
           <w:szCs w:val="21"/>
         </w:rPr>
-        <w:t>Top</w:t>
-      </w:r>
-      <w:r>
-        <w:rPr>
-          <w:rFonts w:ascii="Times New Roman" w:hAnsi="Times New Roman" w:cs="Times New Roman"/>
-          <w:szCs w:val="21"/>
-        </w:rPr>
-        <w:t>,</w:t>
-      </w:r>
-      <w:r>
-        <w:rPr>
-          <w:rFonts w:ascii="Times New Roman" w:hAnsi="Times New Roman" w:cs="Times New Roman" w:hint="eastAsia"/>
-          <w:szCs w:val="21"/>
-        </w:rPr>
-        <w:t xml:space="preserve"> </w:t>
-      </w:r>
-      <w:r>
-        <w:rPr>
-          <w:rFonts w:ascii="Times New Roman" w:hAnsi="Times New Roman" w:cs="Times New Roman"/>
-          <w:szCs w:val="21"/>
-        </w:rPr>
-        <w:t>ABS 4-Star</w:t>
-      </w:r>
-      <w:r>
-        <w:rPr>
-          <w:rFonts w:ascii="Times New Roman" w:hAnsi="Times New Roman" w:cs="Times New Roman" w:hint="eastAsia"/>
-          <w:szCs w:val="21"/>
-        </w:rPr>
-        <w:t xml:space="preserve">, </w:t>
-      </w:r>
-      <w:r>
-        <w:rPr>
-          <w:rFonts w:ascii="Times New Roman" w:hAnsi="Times New Roman" w:cs="Times New Roman" w:hint="eastAsia"/>
-          <w:szCs w:val="21"/>
-        </w:rPr>
-        <w:t xml:space="preserve">IF=5.0, </w:t>
-      </w:r>
-      <w:r>
-        <w:rPr>
-          <w:rFonts w:ascii="Times New Roman" w:hAnsi="Times New Roman" w:cs="Times New Roman" w:hint="eastAsia"/>
-          <w:szCs w:val="21"/>
-        </w:rPr>
-        <w:t>accepted</w:t>
-      </w:r>
-      <w:r>
-        <w:rPr>
-          <w:rFonts w:ascii="Times New Roman" w:hAnsi="Times New Roman" w:cs="Times New Roman" w:hint="eastAsia"/>
-          <w:szCs w:val="21"/>
-        </w:rPr>
-        <w:t>).</w:t>
-      </w:r>
-    </w:p>
-    <w:p>
-      <w:pPr>
-        <w:rPr>
-          <w:rFonts w:ascii="Times New Roman" w:hAnsi="Times New Roman" w:cs="Times New Roman"/>
-          <w:szCs w:val="21"/>
-        </w:rPr>
-      </w:pPr>
-      <w:r>
-        <w:rPr>
-          <w:rFonts w:ascii="Times New Roman" w:eastAsia="宋体" w:hAnsi="Times New Roman" w:cs="Times New Roman"/>
-          <w:szCs w:val="21"/>
-        </w:rPr>
-        <w:t>[</w:t>
-      </w:r>
-      <w:r>
-        <w:rPr>
-          <w:rFonts w:ascii="Times New Roman" w:eastAsia="宋体" w:hAnsi="Times New Roman" w:cs="Times New Roman" w:hint="eastAsia"/>
-          <w:szCs w:val="21"/>
-        </w:rPr>
-        <w:t>8</w:t>
-      </w:r>
-      <w:r>
-        <w:rPr>
-          <w:rFonts w:ascii="Times New Roman" w:eastAsia="宋体" w:hAnsi="Times New Roman" w:cs="Times New Roman"/>
-          <w:szCs w:val="21"/>
-        </w:rPr>
-        <w:t>]</w:t>
-      </w:r>
-      <w:r>
-        <w:rPr>
-          <w:rFonts w:ascii="Times New Roman" w:eastAsia="宋体" w:hAnsi="Times New Roman" w:cs="Times New Roman" w:hint="eastAsia"/>
-          <w:szCs w:val="21"/>
-        </w:rPr>
-        <w:t xml:space="preserve"> </w:t>
-      </w:r>
-      <w:r>
-        <w:rPr>
-          <w:rFonts w:ascii="Times New Roman" w:hAnsi="Times New Roman" w:cs="Times New Roman"/>
-          <w:szCs w:val="21"/>
-        </w:rPr>
-        <w:t xml:space="preserve">Song, L., </w:t>
-      </w:r>
-      <w:proofErr w:type="spellStart"/>
-      <w:r>
-        <w:rPr>
-          <w:rFonts w:ascii="Times New Roman" w:hAnsi="Times New Roman" w:cs="Times New Roman"/>
-          <w:b/>
-          <w:bCs/>
-          <w:szCs w:val="21"/>
-        </w:rPr>
-        <w:t>Wang,</w:t>
-      </w:r>
-      <w:proofErr w:type="spellEnd"/>
-      <w:r>
-        <w:rPr>
-          <w:rFonts w:ascii="Times New Roman" w:hAnsi="Times New Roman" w:cs="Times New Roman"/>
-          <w:b/>
-          <w:bCs/>
-          <w:szCs w:val="21"/>
-        </w:rPr>
-        <w:t xml:space="preserve"> L.</w:t>
-      </w:r>
-      <w:r>
-        <w:rPr>
-          <w:rFonts w:ascii="Times New Roman" w:hAnsi="Times New Roman" w:cs="Times New Roman"/>
-          <w:szCs w:val="21"/>
-        </w:rPr>
-        <w:t xml:space="preserve">, Kwan, M. </w:t>
-      </w:r>
-      <w:proofErr w:type="gramStart"/>
-      <w:r>
-        <w:rPr>
-          <w:rFonts w:ascii="Times New Roman" w:hAnsi="Times New Roman" w:cs="Times New Roman"/>
-          <w:szCs w:val="21"/>
-        </w:rPr>
-        <w:t>P.,</w:t>
-      </w:r>
-      <w:r>
-        <w:rPr>
-          <w:rFonts w:ascii="Times New Roman" w:hAnsi="Times New Roman" w:cs="Times New Roman" w:hint="eastAsia"/>
-          <w:szCs w:val="21"/>
-        </w:rPr>
-        <w:t>..</w:t>
-      </w:r>
-      <w:r>
-        <w:rPr>
-          <w:rFonts w:ascii="Times New Roman" w:hAnsi="Times New Roman" w:cs="Times New Roman"/>
-          <w:szCs w:val="21"/>
-        </w:rPr>
-        <w:t>.</w:t>
-      </w:r>
-      <w:proofErr w:type="gramEnd"/>
-      <w:r>
-        <w:rPr>
-          <w:rFonts w:ascii="Times New Roman" w:hAnsi="Times New Roman" w:cs="Times New Roman"/>
-          <w:szCs w:val="21"/>
-        </w:rPr>
-        <w:t xml:space="preserve"> (2026). Residential sentiments and spatial environments in urban villages: An X-minute community life circle analysis. </w:t>
-      </w:r>
-      <w:r>
-        <w:rPr>
-          <w:rFonts w:ascii="Times New Roman" w:hAnsi="Times New Roman" w:cs="Times New Roman"/>
+        <w:t>of Public Perception</w:t>
+      </w:r>
+      <w:r>
+        <w:rPr>
+          <w:rFonts w:ascii="Times New Roman" w:hAnsi="Times New Roman" w:cs="Times New Roman" w:hint="eastAsia"/>
+          <w:szCs w:val="21"/>
+        </w:rPr>
+        <w:t xml:space="preserve">. </w:t>
+      </w:r>
+      <w:r>
+        <w:rPr>
+          <w:rFonts w:ascii="Times New Roman" w:hAnsi="Times New Roman" w:cs="Times New Roman" w:hint="eastAsia"/>
           <w:i/>
           <w:iCs/>
           <w:szCs w:val="21"/>
         </w:rPr>
-        <w:t>Applied Geography</w:t>
-      </w:r>
-      <w:r>
-        <w:rPr>
-          <w:rFonts w:ascii="Times New Roman" w:hAnsi="Times New Roman" w:cs="Times New Roman"/>
-          <w:szCs w:val="21"/>
-        </w:rPr>
-        <w:t>, </w:t>
-      </w:r>
-      <w:r>
-        <w:rPr>
-          <w:rFonts w:ascii="Times New Roman" w:hAnsi="Times New Roman" w:cs="Times New Roman"/>
-          <w:i/>
-          <w:iCs/>
-          <w:szCs w:val="21"/>
-        </w:rPr>
-        <w:t>189</w:t>
-      </w:r>
-      <w:r>
-        <w:rPr>
-          <w:rFonts w:ascii="Times New Roman" w:hAnsi="Times New Roman" w:cs="Times New Roman"/>
-          <w:szCs w:val="21"/>
-        </w:rPr>
-        <w:t>, 103945</w:t>
-      </w:r>
-      <w:r>
-        <w:rPr>
-          <w:rFonts w:ascii="Times New Roman" w:hAnsi="Times New Roman" w:cs="Times New Roman" w:hint="eastAsia"/>
-          <w:szCs w:val="21"/>
-        </w:rPr>
-        <w:t xml:space="preserve">(SCI, JCR Q1, </w:t>
-      </w:r>
-      <w:r>
-        <w:rPr>
-          <w:rFonts w:ascii="Times New Roman" w:hAnsi="Times New Roman" w:cs="Times New Roman"/>
-          <w:szCs w:val="21"/>
-        </w:rPr>
-        <w:t xml:space="preserve">CAS Zone </w:t>
-      </w:r>
-      <w:r>
-        <w:rPr>
-          <w:rFonts w:ascii="Times New Roman" w:hAnsi="Times New Roman" w:cs="Times New Roman" w:hint="eastAsia"/>
-          <w:szCs w:val="21"/>
-        </w:rPr>
-        <w:t>2</w:t>
-      </w:r>
-      <w:r>
-        <w:rPr>
-          <w:rFonts w:ascii="Times New Roman" w:hAnsi="Times New Roman" w:cs="Times New Roman"/>
-          <w:szCs w:val="21"/>
-        </w:rPr>
-        <w:t xml:space="preserve"> </w:t>
-      </w:r>
-      <w:r>
-        <w:rPr>
-          <w:rFonts w:ascii="Times New Roman" w:hAnsi="Times New Roman" w:cs="Times New Roman"/>
-          <w:szCs w:val="21"/>
-        </w:rPr>
-        <w:t>Top</w:t>
-      </w:r>
-      <w:r>
-        <w:rPr>
-          <w:rFonts w:ascii="Times New Roman" w:hAnsi="Times New Roman" w:cs="Times New Roman"/>
-          <w:szCs w:val="21"/>
-        </w:rPr>
-        <w:t>,</w:t>
-      </w:r>
-      <w:r>
-        <w:rPr>
-          <w:rFonts w:ascii="Times New Roman" w:hAnsi="Times New Roman" w:cs="Times New Roman" w:hint="eastAsia"/>
-          <w:szCs w:val="21"/>
-        </w:rPr>
-        <w:t xml:space="preserve"> IF=5.4)</w:t>
-      </w:r>
-      <w:r>
-        <w:rPr>
-          <w:rFonts w:ascii="Times New Roman" w:hAnsi="Times New Roman" w:cs="Times New Roman" w:hint="eastAsia"/>
-          <w:szCs w:val="21"/>
-        </w:rPr>
-        <w:t>.</w:t>
-      </w:r>
-    </w:p>
-    <w:p>
-      <w:pPr>
-        <w:rPr>
-          <w:rFonts w:ascii="Times New Roman" w:hAnsi="Times New Roman" w:cs="Times New Roman"/>
-          <w:szCs w:val="21"/>
-        </w:rPr>
-      </w:pPr>
-      <w:r>
-        <w:rPr>
-          <w:rFonts w:ascii="Times New Roman" w:hAnsi="Times New Roman" w:cs="Times New Roman"/>
-          <w:szCs w:val="21"/>
-        </w:rPr>
-        <w:t>[</w:t>
-      </w:r>
-      <w:r>
-        <w:rPr>
-          <w:rFonts w:ascii="Times New Roman" w:hAnsi="Times New Roman" w:cs="Times New Roman" w:hint="eastAsia"/>
-          <w:szCs w:val="21"/>
-        </w:rPr>
-        <w:t>9</w:t>
-      </w:r>
-      <w:r>
-        <w:rPr>
-          <w:rFonts w:ascii="Times New Roman" w:hAnsi="Times New Roman" w:cs="Times New Roman"/>
-          <w:szCs w:val="21"/>
-        </w:rPr>
-        <w:t xml:space="preserve">] </w:t>
-      </w:r>
-      <w:r>
-        <w:rPr>
-          <w:rFonts w:ascii="Times New Roman" w:eastAsia="宋体" w:hAnsi="Times New Roman" w:cs="Times New Roman"/>
-          <w:b/>
-          <w:bCs/>
-          <w:szCs w:val="21"/>
-        </w:rPr>
-        <w:t>Wang L</w:t>
-      </w:r>
-      <w:r>
-        <w:rPr>
-          <w:rFonts w:ascii="Times New Roman" w:eastAsia="宋体" w:hAnsi="Times New Roman" w:cs="Times New Roman" w:hint="eastAsia"/>
-          <w:b/>
-          <w:bCs/>
-          <w:szCs w:val="21"/>
-        </w:rPr>
-        <w:t>.</w:t>
-      </w:r>
-      <w:r>
-        <w:rPr>
-          <w:rFonts w:ascii="Times New Roman" w:eastAsia="宋体" w:hAnsi="Times New Roman" w:cs="Times New Roman"/>
+        <w:t>Planners</w:t>
+      </w:r>
+      <w:r>
+        <w:rPr>
+          <w:rFonts w:ascii="Times New Roman" w:hAnsi="Times New Roman" w:cs="Times New Roman" w:hint="eastAsia"/>
           <w:szCs w:val="21"/>
         </w:rPr>
         <w:t xml:space="preserve">, </w:t>
-      </w:r>
-      <w:r>
-        <w:rPr>
-          <w:rFonts w:ascii="Times New Roman" w:eastAsia="宋体" w:hAnsi="Times New Roman" w:cs="Times New Roman" w:hint="eastAsia"/>
-          <w:szCs w:val="21"/>
-        </w:rPr>
-        <w:t xml:space="preserve">Zheng Z. </w:t>
-      </w:r>
-      <w:r>
-        <w:rPr>
-          <w:rFonts w:ascii="Times New Roman" w:eastAsia="宋体" w:hAnsi="Times New Roman" w:cs="Times New Roman"/>
-          <w:szCs w:val="21"/>
-        </w:rPr>
-        <w:t>Zhou S</w:t>
-      </w:r>
-      <w:r>
-        <w:rPr>
-          <w:rFonts w:ascii="Times New Roman" w:eastAsia="宋体" w:hAnsi="Times New Roman" w:cs="Times New Roman" w:hint="eastAsia"/>
-          <w:szCs w:val="21"/>
-        </w:rPr>
-        <w:t>.</w:t>
-      </w:r>
-      <w:r>
-        <w:rPr>
-          <w:rFonts w:ascii="Times New Roman" w:eastAsia="宋体" w:hAnsi="Times New Roman" w:cs="Times New Roman"/>
-          <w:szCs w:val="21"/>
-        </w:rPr>
-        <w:t xml:space="preserve">, </w:t>
-      </w:r>
-      <w:r>
-        <w:rPr>
-          <w:rFonts w:ascii="Times New Roman" w:eastAsia="宋体" w:hAnsi="Times New Roman" w:cs="Times New Roman" w:hint="eastAsia"/>
-          <w:szCs w:val="21"/>
-        </w:rPr>
-        <w:t>Li</w:t>
-      </w:r>
-      <w:r>
-        <w:rPr>
-          <w:rFonts w:ascii="Times New Roman" w:eastAsia="宋体" w:hAnsi="Times New Roman" w:cs="Times New Roman"/>
-          <w:szCs w:val="21"/>
-        </w:rPr>
-        <w:t xml:space="preserve"> </w:t>
-      </w:r>
-      <w:r>
-        <w:rPr>
-          <w:rFonts w:ascii="Times New Roman" w:eastAsia="宋体" w:hAnsi="Times New Roman" w:cs="Times New Roman" w:hint="eastAsia"/>
-          <w:szCs w:val="21"/>
-        </w:rPr>
-        <w:t>Q.</w:t>
-      </w:r>
-      <w:r>
-        <w:rPr>
-          <w:rFonts w:ascii="Times New Roman" w:eastAsia="宋体" w:hAnsi="Times New Roman" w:cs="Times New Roman"/>
-          <w:szCs w:val="21"/>
-        </w:rPr>
-        <w:t>, Song J</w:t>
-      </w:r>
-      <w:r>
-        <w:rPr>
-          <w:rFonts w:ascii="Times New Roman" w:eastAsia="宋体" w:hAnsi="Times New Roman" w:cs="Times New Roman" w:hint="eastAsia"/>
-          <w:szCs w:val="21"/>
-        </w:rPr>
-        <w:t>., Ma R</w:t>
-      </w:r>
-      <w:r>
-        <w:rPr>
-          <w:rFonts w:ascii="Times New Roman" w:eastAsia="宋体" w:hAnsi="Times New Roman" w:cs="Times New Roman" w:hint="eastAsia"/>
-          <w:szCs w:val="21"/>
-        </w:rPr>
-        <w:t>.</w:t>
-      </w:r>
-      <w:r>
-        <w:rPr>
-          <w:rFonts w:ascii="Times New Roman" w:eastAsia="宋体" w:hAnsi="Times New Roman" w:cs="Times New Roman" w:hint="eastAsia"/>
-          <w:szCs w:val="21"/>
-        </w:rPr>
-        <w:t xml:space="preserve"> (2022).</w:t>
-      </w:r>
-      <w:r>
-        <w:rPr>
-          <w:rFonts w:ascii="Times New Roman" w:eastAsia="宋体" w:hAnsi="Times New Roman" w:cs="Times New Roman" w:hint="eastAsia"/>
-          <w:szCs w:val="21"/>
-        </w:rPr>
-        <w:t xml:space="preserve"> </w:t>
-      </w:r>
-      <w:r>
-        <w:rPr>
-          <w:rFonts w:ascii="Times New Roman" w:hAnsi="Times New Roman" w:cs="Times New Roman"/>
-          <w:szCs w:val="21"/>
-        </w:rPr>
-        <w:t>The Impact of Spatial Quality on Spatial Vitality from the Perspective</w:t>
-      </w:r>
-      <w:r>
-        <w:rPr>
-          <w:rFonts w:ascii="Times New Roman" w:hAnsi="Times New Roman" w:cs="Times New Roman" w:hint="eastAsia"/>
-          <w:szCs w:val="21"/>
-        </w:rPr>
-        <w:t xml:space="preserve"> </w:t>
-      </w:r>
-      <w:r>
-        <w:rPr>
-          <w:rFonts w:ascii="Times New Roman" w:hAnsi="Times New Roman" w:cs="Times New Roman"/>
-          <w:szCs w:val="21"/>
-        </w:rPr>
-        <w:t>of Public Perception</w:t>
-      </w:r>
-      <w:r>
-        <w:rPr>
-          <w:rFonts w:ascii="Times New Roman" w:hAnsi="Times New Roman" w:cs="Times New Roman" w:hint="eastAsia"/>
-          <w:szCs w:val="21"/>
-        </w:rPr>
-        <w:t xml:space="preserve">. Planners, </w:t>
       </w:r>
       <w:r>
         <w:rPr>
@@ -3488,25 +3697,14 @@
         </w:rPr>
         <w:t xml:space="preserve"> </w:t>
       </w:r>
-      <w:proofErr w:type="spellStart"/>
-      <w:r>
-        <w:rPr>
-          <w:rFonts w:ascii="Times New Roman" w:hAnsi="Times New Roman" w:cs="Times New Roman"/>
-          <w:b/>
-          <w:bCs/>
-          <w:szCs w:val="21"/>
-        </w:rPr>
-        <w:t>Wang,</w:t>
-      </w:r>
-      <w:proofErr w:type="spellEnd"/>
-      <w:r>
-        <w:rPr>
-          <w:rFonts w:ascii="Times New Roman" w:hAnsi="Times New Roman" w:cs="Times New Roman"/>
-          <w:b/>
-          <w:bCs/>
-          <w:szCs w:val="21"/>
-        </w:rPr>
-        <w:t xml:space="preserve"> L.</w:t>
+      <w:r>
+        <w:rPr>
+          <w:rFonts w:ascii="Times New Roman" w:hAnsi="Times New Roman" w:cs="Times New Roman"/>
+          <w:b/>
+          <w:bCs/>
+          <w:szCs w:val="21"/>
+        </w:rPr>
+        <w:t>Wang, L.</w:t>
       </w:r>
       <w:r>
         <w:rPr>
@@ -3588,25 +3786,14 @@
         </w:rPr>
         <w:t xml:space="preserve">&amp; </w:t>
       </w:r>
-      <w:proofErr w:type="spellStart"/>
-      <w:r>
-        <w:rPr>
-          <w:rFonts w:ascii="Times New Roman" w:hAnsi="Times New Roman" w:cs="Times New Roman"/>
-          <w:b/>
-          <w:bCs/>
-          <w:szCs w:val="21"/>
-        </w:rPr>
-        <w:t>Wang,</w:t>
-      </w:r>
-      <w:proofErr w:type="spellEnd"/>
-      <w:r>
-        <w:rPr>
-          <w:rFonts w:ascii="Times New Roman" w:hAnsi="Times New Roman" w:cs="Times New Roman"/>
-          <w:b/>
-          <w:bCs/>
-          <w:szCs w:val="21"/>
-        </w:rPr>
-        <w:t xml:space="preserve"> L.</w:t>
+      <w:r>
+        <w:rPr>
+          <w:rFonts w:ascii="Times New Roman" w:hAnsi="Times New Roman" w:cs="Times New Roman"/>
+          <w:b/>
+          <w:bCs/>
+          <w:szCs w:val="21"/>
+        </w:rPr>
+        <w:t>Wang, L.</w:t>
       </w:r>
       <w:r>
         <w:rPr>
@@ -3689,25 +3876,14 @@
         </w:rPr>
         <w:t xml:space="preserve">&amp; </w:t>
       </w:r>
-      <w:proofErr w:type="spellStart"/>
-      <w:r>
-        <w:rPr>
-          <w:rFonts w:ascii="Times New Roman" w:hAnsi="Times New Roman" w:cs="Times New Roman"/>
-          <w:b/>
-          <w:bCs/>
-          <w:szCs w:val="21"/>
-        </w:rPr>
-        <w:t>Wang,</w:t>
-      </w:r>
-      <w:proofErr w:type="spellEnd"/>
-      <w:r>
-        <w:rPr>
-          <w:rFonts w:ascii="Times New Roman" w:hAnsi="Times New Roman" w:cs="Times New Roman"/>
-          <w:b/>
-          <w:bCs/>
-          <w:szCs w:val="21"/>
-        </w:rPr>
-        <w:t xml:space="preserve"> L.</w:t>
+      <w:r>
+        <w:rPr>
+          <w:rFonts w:ascii="Times New Roman" w:hAnsi="Times New Roman" w:cs="Times New Roman"/>
+          <w:b/>
+          <w:bCs/>
+          <w:szCs w:val="21"/>
+        </w:rPr>
+        <w:t>Wang, L.</w:t>
       </w:r>
       <w:r>
         <w:rPr>
@@ -3790,25 +3966,14 @@
         </w:rPr>
         <w:t xml:space="preserve">&amp; </w:t>
       </w:r>
-      <w:proofErr w:type="spellStart"/>
-      <w:r>
-        <w:rPr>
-          <w:rFonts w:ascii="Times New Roman" w:hAnsi="Times New Roman" w:cs="Times New Roman"/>
-          <w:b/>
-          <w:bCs/>
-          <w:szCs w:val="21"/>
-        </w:rPr>
-        <w:t>Wang,</w:t>
-      </w:r>
-      <w:proofErr w:type="spellEnd"/>
-      <w:r>
-        <w:rPr>
-          <w:rFonts w:ascii="Times New Roman" w:hAnsi="Times New Roman" w:cs="Times New Roman"/>
-          <w:b/>
-          <w:bCs/>
-          <w:szCs w:val="21"/>
-        </w:rPr>
-        <w:t xml:space="preserve"> L.</w:t>
+      <w:r>
+        <w:rPr>
+          <w:rFonts w:ascii="Times New Roman" w:hAnsi="Times New Roman" w:cs="Times New Roman"/>
+          <w:b/>
+          <w:bCs/>
+          <w:szCs w:val="21"/>
+        </w:rPr>
+        <w:t>Wang, L.</w:t>
       </w:r>
       <w:r>
         <w:rPr>
@@ -3910,18 +4075,34 @@
         </w:rPr>
         <w:t xml:space="preserve">] </w:t>
       </w:r>
-      <w:proofErr w:type="spellStart"/>
-      <w:r>
-        <w:rPr>
-          <w:rFonts w:ascii="Times New Roman" w:hAnsi="Times New Roman" w:cs="Times New Roman"/>
-          <w:szCs w:val="21"/>
-        </w:rPr>
-        <w:t>Suhong</w:t>
-      </w:r>
-      <w:proofErr w:type="spellEnd"/>
-      <w:r>
-        <w:rPr>
-          <w:rFonts w:ascii="Times New Roman" w:hAnsi="Times New Roman" w:cs="Times New Roman"/>
+      <w:r>
+        <w:rPr>
+          <w:rFonts w:ascii="Times New Roman" w:hAnsi="Times New Roman" w:cs="Times New Roman"/>
+          <w:szCs w:val="21"/>
+        </w:rPr>
+        <w:t xml:space="preserve">Suhong </w:t>
+      </w:r>
+      <w:r>
+        <w:rPr>
+          <w:rFonts w:ascii="Times New Roman" w:hAnsi="Times New Roman" w:cs="Times New Roman"/>
+          <w:szCs w:val="21"/>
+        </w:rPr>
+        <w:t xml:space="preserve">Zhou, </w:t>
+      </w:r>
+      <w:r>
+        <w:rPr>
+          <w:rFonts w:ascii="Times New Roman" w:hAnsi="Times New Roman" w:cs="Times New Roman"/>
+          <w:b/>
+          <w:bCs/>
+          <w:szCs w:val="21"/>
+        </w:rPr>
+        <w:t>Linsen</w:t>
+      </w:r>
+      <w:r>
+        <w:rPr>
+          <w:rFonts w:ascii="Times New Roman" w:hAnsi="Times New Roman" w:cs="Times New Roman"/>
+          <w:b/>
+          <w:bCs/>
           <w:szCs w:val="21"/>
         </w:rPr>
         <w:t xml:space="preserve"> </w:t>
@@ -3929,53 +4110,26 @@
       <w:r>
         <w:rPr>
           <w:rFonts w:ascii="Times New Roman" w:hAnsi="Times New Roman" w:cs="Times New Roman"/>
-          <w:szCs w:val="21"/>
-        </w:rPr>
-        <w:t xml:space="preserve">Zhou, </w:t>
-      </w:r>
-      <w:r>
-        <w:rPr>
-          <w:rFonts w:ascii="Times New Roman" w:hAnsi="Times New Roman" w:cs="Times New Roman"/>
-          <w:b/>
-          <w:bCs/>
-          <w:szCs w:val="21"/>
-        </w:rPr>
-        <w:t>Linsen</w:t>
-      </w:r>
-      <w:r>
-        <w:rPr>
-          <w:rFonts w:ascii="Times New Roman" w:hAnsi="Times New Roman" w:cs="Times New Roman"/>
-          <w:b/>
-          <w:bCs/>
+          <w:b/>
+          <w:bCs/>
+          <w:szCs w:val="21"/>
+        </w:rPr>
+        <w:t>Wang</w:t>
+      </w:r>
+      <w:r>
+        <w:rPr>
+          <w:rFonts w:ascii="Times New Roman" w:hAnsi="Times New Roman" w:cs="Times New Roman"/>
+          <w:szCs w:val="21"/>
+        </w:rPr>
+        <w:t>,</w:t>
+      </w:r>
+      <w:r>
+        <w:rPr>
+          <w:rFonts w:ascii="Times New Roman" w:hAnsi="Times New Roman" w:cs="Times New Roman"/>
           <w:szCs w:val="21"/>
         </w:rPr>
         <w:t xml:space="preserve"> </w:t>
       </w:r>
-      <w:proofErr w:type="spellStart"/>
-      <w:r>
-        <w:rPr>
-          <w:rFonts w:ascii="Times New Roman" w:hAnsi="Times New Roman" w:cs="Times New Roman"/>
-          <w:b/>
-          <w:bCs/>
-          <w:szCs w:val="21"/>
-        </w:rPr>
-        <w:t>Wang</w:t>
-      </w:r>
-      <w:r>
-        <w:rPr>
-          <w:rFonts w:ascii="Times New Roman" w:hAnsi="Times New Roman" w:cs="Times New Roman"/>
-          <w:szCs w:val="21"/>
-        </w:rPr>
-        <w:t>,</w:t>
-      </w:r>
-      <w:proofErr w:type="spellEnd"/>
-      <w:r>
-        <w:rPr>
-          <w:rFonts w:ascii="Times New Roman" w:hAnsi="Times New Roman" w:cs="Times New Roman"/>
-          <w:szCs w:val="21"/>
-        </w:rPr>
-        <w:t xml:space="preserve"> </w:t>
-      </w:r>
       <w:r>
         <w:rPr>
           <w:rFonts w:ascii="Times New Roman" w:hAnsi="Times New Roman" w:cs="Times New Roman"/>
@@ -3990,21 +4144,12 @@
         </w:rPr>
         <w:t xml:space="preserve">Zou, </w:t>
       </w:r>
-      <w:proofErr w:type="spellStart"/>
-      <w:r>
-        <w:rPr>
-          <w:rFonts w:ascii="Times New Roman" w:hAnsi="Times New Roman" w:cs="Times New Roman"/>
-          <w:szCs w:val="21"/>
-        </w:rPr>
-        <w:t>Jiangyu</w:t>
-      </w:r>
-      <w:proofErr w:type="spellEnd"/>
-      <w:r>
-        <w:rPr>
-          <w:rFonts w:ascii="Times New Roman" w:hAnsi="Times New Roman" w:cs="Times New Roman"/>
-          <w:szCs w:val="21"/>
-        </w:rPr>
-        <w:t xml:space="preserve"> </w:t>
+      <w:r>
+        <w:rPr>
+          <w:rFonts w:ascii="Times New Roman" w:hAnsi="Times New Roman" w:cs="Times New Roman"/>
+          <w:szCs w:val="21"/>
+        </w:rPr>
+        <w:t xml:space="preserve">Jiangyu </w:t>
       </w:r>
       <w:r>
         <w:rPr>
@@ -4020,21 +4165,12 @@
         </w:rPr>
         <w:t xml:space="preserve">and </w:t>
       </w:r>
-      <w:proofErr w:type="spellStart"/>
-      <w:r>
-        <w:rPr>
-          <w:rFonts w:ascii="Times New Roman" w:hAnsi="Times New Roman" w:cs="Times New Roman"/>
-          <w:szCs w:val="21"/>
-        </w:rPr>
-        <w:t>Shuailin</w:t>
-      </w:r>
-      <w:proofErr w:type="spellEnd"/>
-      <w:r>
-        <w:rPr>
-          <w:rFonts w:ascii="Times New Roman" w:hAnsi="Times New Roman" w:cs="Times New Roman"/>
-          <w:szCs w:val="21"/>
-        </w:rPr>
-        <w:t xml:space="preserve"> </w:t>
+      <w:r>
+        <w:rPr>
+          <w:rFonts w:ascii="Times New Roman" w:hAnsi="Times New Roman" w:cs="Times New Roman"/>
+          <w:szCs w:val="21"/>
+        </w:rPr>
+        <w:t xml:space="preserve">Shuailin </w:t>
       </w:r>
       <w:r>
         <w:rPr>
@@ -4259,15 +4395,20 @@
         </w:rPr>
         <w:t xml:space="preserve">] </w:t>
       </w:r>
-      <w:proofErr w:type="spellStart"/>
-      <w:r>
-        <w:rPr>
-          <w:rFonts w:ascii="Times New Roman" w:hAnsi="Times New Roman" w:cs="Times New Roman"/>
-          <w:szCs w:val="21"/>
-        </w:rPr>
-        <w:t>Suhong</w:t>
-      </w:r>
-      <w:proofErr w:type="spellEnd"/>
+      <w:r>
+        <w:rPr>
+          <w:rFonts w:ascii="Times New Roman" w:hAnsi="Times New Roman" w:cs="Times New Roman"/>
+          <w:szCs w:val="21"/>
+        </w:rPr>
+        <w:t xml:space="preserve">Suhong </w:t>
+      </w:r>
+      <w:r>
+        <w:rPr>
+          <w:rFonts w:ascii="Times New Roman" w:hAnsi="Times New Roman" w:cs="Times New Roman"/>
+          <w:szCs w:val="21"/>
+        </w:rPr>
+        <w:t>Zhou,</w:t>
+      </w:r>
       <w:r>
         <w:rPr>
           <w:rFonts w:ascii="Times New Roman" w:hAnsi="Times New Roman" w:cs="Times New Roman"/>
@@ -4280,30 +4421,7 @@
           <w:rFonts w:ascii="Times New Roman" w:hAnsi="Times New Roman" w:cs="Times New Roman"/>
           <w:szCs w:val="21"/>
         </w:rPr>
-        <w:t>Zhou,</w:t>
-      </w:r>
-      <w:r>
-        <w:rPr>
-          <w:rFonts w:ascii="Times New Roman" w:hAnsi="Times New Roman" w:cs="Times New Roman"/>
-          <w:szCs w:val="21"/>
-        </w:rPr>
-        <w:t xml:space="preserve"> </w:t>
-      </w:r>
-      <w:proofErr w:type="spellStart"/>
-      <w:r>
-        <w:rPr>
-          <w:rFonts w:ascii="Times New Roman" w:hAnsi="Times New Roman" w:cs="Times New Roman"/>
-          <w:szCs w:val="21"/>
-        </w:rPr>
-        <w:t>Jiangyu</w:t>
-      </w:r>
-      <w:proofErr w:type="spellEnd"/>
-      <w:r>
-        <w:rPr>
-          <w:rFonts w:ascii="Times New Roman" w:hAnsi="Times New Roman" w:cs="Times New Roman"/>
-          <w:szCs w:val="21"/>
-        </w:rPr>
-        <w:t xml:space="preserve"> </w:t>
+        <w:t xml:space="preserve">Jiangyu </w:t>
       </w:r>
       <w:r>
         <w:rPr>
@@ -4312,21 +4430,12 @@
         </w:rPr>
         <w:t xml:space="preserve">Song, </w:t>
       </w:r>
-      <w:proofErr w:type="spellStart"/>
-      <w:r>
-        <w:rPr>
-          <w:rFonts w:ascii="Times New Roman" w:hAnsi="Times New Roman" w:cs="Times New Roman"/>
-          <w:szCs w:val="21"/>
-        </w:rPr>
-        <w:t>Qiuping</w:t>
-      </w:r>
-      <w:proofErr w:type="spellEnd"/>
-      <w:r>
-        <w:rPr>
-          <w:rFonts w:ascii="Times New Roman" w:hAnsi="Times New Roman" w:cs="Times New Roman"/>
-          <w:szCs w:val="21"/>
-        </w:rPr>
-        <w:t xml:space="preserve"> </w:t>
+      <w:r>
+        <w:rPr>
+          <w:rFonts w:ascii="Times New Roman" w:hAnsi="Times New Roman" w:cs="Times New Roman"/>
+          <w:szCs w:val="21"/>
+        </w:rPr>
+        <w:t xml:space="preserve">Qiuping </w:t>
       </w:r>
       <w:r>
         <w:rPr>
@@ -4367,21 +4476,12 @@
         </w:rPr>
         <w:t xml:space="preserve">and </w:t>
       </w:r>
-      <w:proofErr w:type="spellStart"/>
-      <w:r>
-        <w:rPr>
-          <w:rFonts w:ascii="Times New Roman" w:hAnsi="Times New Roman" w:cs="Times New Roman"/>
-          <w:szCs w:val="21"/>
-        </w:rPr>
-        <w:t>Ruofei</w:t>
-      </w:r>
-      <w:proofErr w:type="spellEnd"/>
-      <w:r>
-        <w:rPr>
-          <w:rFonts w:ascii="Times New Roman" w:hAnsi="Times New Roman" w:cs="Times New Roman"/>
-          <w:szCs w:val="21"/>
-        </w:rPr>
-        <w:t xml:space="preserve"> </w:t>
+      <w:r>
+        <w:rPr>
+          <w:rFonts w:ascii="Times New Roman" w:hAnsi="Times New Roman" w:cs="Times New Roman"/>
+          <w:szCs w:val="21"/>
+        </w:rPr>
+        <w:t xml:space="preserve">Ruofei </w:t>
       </w:r>
       <w:r>
         <w:rPr>
@@ -4579,15 +4679,7 @@
           <w:rFonts w:ascii="Times New Roman" w:hAnsi="Times New Roman" w:cs="Times New Roman"/>
           <w:szCs w:val="21"/>
         </w:rPr>
-        <w:t>CN</w:t>
-      </w:r>
-      <w:proofErr w:type="gramStart"/>
-      <w:r>
-        <w:rPr>
-          <w:rFonts w:ascii="Times New Roman" w:hAnsi="Times New Roman" w:cs="Times New Roman"/>
-          <w:szCs w:val="21"/>
-        </w:rPr>
-        <w:t>202110562651.X</w:t>
+        <w:t>CN202110562651.X</w:t>
       </w:r>
       <w:r>
         <w:rPr>
@@ -4596,7 +4688,6 @@
         </w:rPr>
         <w:t>.</w:t>
       </w:r>
-      <w:proofErr w:type="gramEnd"/>
     </w:p>
     <w:p>
       <w:pPr>
@@ -4616,26 +4707,6 @@
           <w:szCs w:val="24"/>
         </w:rPr>
       </w:pPr>
-      <w:r>
-        <w:rPr>
-          <w:rFonts w:ascii="Times New Roman" w:hAnsi="Times New Roman" w:cs="Times New Roman" w:hint="eastAsia"/>
-          <w:b/>
-          <w:bCs/>
-          <w:sz w:val="24"/>
-          <w:szCs w:val="24"/>
-        </w:rPr>
-        <w:t>P</w:t>
-      </w:r>
-      <w:r>
-        <w:rPr>
-          <w:rFonts w:ascii="Times New Roman" w:hAnsi="Times New Roman" w:cs="Times New Roman"/>
-          <w:b/>
-          <w:bCs/>
-          <w:sz w:val="24"/>
-          <w:szCs w:val="24"/>
-        </w:rPr>
-        <w:t>articipated</w:t>
-      </w:r>
       <w:r>
         <w:rPr>
           <w:rFonts w:ascii="Times New Roman" w:hAnsi="Times New Roman" w:cs="Times New Roman"/>
@@ -4700,9 +4771,9 @@
               </wp:anchor>
             </w:drawing>
           </mc:Choice>
-          <mc:Fallback>
+          <mc:Fallback xmlns:w16cei="http://schemas.microsoft.com/office/word/2026/wordml/cei">
             <w:pict>
-              <v:line w14:anchorId="2EB86E36" id="直接连接符 7" o:spid="_x0000_s1026" style="position:absolute;z-index:251675648;visibility:visible;mso-wrap-style:square;mso-wrap-distance-left:9pt;mso-wrap-distance-top:0;mso-wrap-distance-right:9pt;mso-wrap-distance-bottom:0;mso-position-horizontal:absolute;mso-position-horizontal-relative:text;mso-position-vertical:absolute;mso-position-vertical-relative:text" from="-13.85pt,15.5pt" to="474.45pt,15.5pt" o:gfxdata="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" strokecolor="black [3213]" strokeweight="1pt">
+              <v:line w14:anchorId="74A0C140" id="直接连接符 7" o:spid="_x0000_s1026" style="position:absolute;z-index:251675648;visibility:visible;mso-wrap-style:square;mso-wrap-distance-left:9pt;mso-wrap-distance-top:0;mso-wrap-distance-right:9pt;mso-wrap-distance-bottom:0;mso-position-horizontal:absolute;mso-position-horizontal-relative:text;mso-position-vertical:absolute;mso-position-vertical-relative:text" from="-13.85pt,15.5pt" to="474.45pt,15.5pt" o:gfxdata="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" strokecolor="black [3213]" strokeweight="1pt">
                 <v:stroke joinstyle="miter"/>
               </v:line>
             </w:pict>
@@ -4711,33 +4782,13 @@
       </w:r>
       <w:r>
         <w:rPr>
-          <w:rFonts w:ascii="Times New Roman" w:hAnsi="Times New Roman" w:cs="Times New Roman" w:hint="eastAsia"/>
+          <w:rFonts w:ascii="Times New Roman" w:hAnsi="Times New Roman" w:cs="Times New Roman"/>
           <w:b/>
           <w:bCs/>
           <w:sz w:val="24"/>
           <w:szCs w:val="24"/>
         </w:rPr>
-        <w:t xml:space="preserve"> </w:t>
-      </w:r>
-      <w:r>
-        <w:rPr>
-          <w:rFonts w:ascii="Times New Roman" w:hAnsi="Times New Roman" w:cs="Times New Roman"/>
-          <w:b/>
-          <w:bCs/>
-          <w:sz w:val="24"/>
-          <w:szCs w:val="24"/>
-        </w:rPr>
-        <w:t>Project</w:t>
-      </w:r>
-      <w:r>
-        <w:rPr>
-          <w:rFonts w:ascii="Times New Roman" w:hAnsi="Times New Roman" w:cs="Times New Roman" w:hint="eastAsia"/>
-          <w:b/>
-          <w:bCs/>
-          <w:sz w:val="24"/>
-          <w:szCs w:val="24"/>
-        </w:rPr>
-        <w:t>s</w:t>
+        <w:t>PARTICIPATED PROJECTS</w:t>
       </w:r>
     </w:p>
     <w:p>
@@ -4818,7 +4869,15 @@
           <w:rFonts w:ascii="Times New Roman" w:hAnsi="Times New Roman" w:cs="Times New Roman"/>
           <w:szCs w:val="21"/>
         </w:rPr>
-        <w:t>: Spatial Effects of Geographic Environmental Exposure and Perception on Social-Psychological Health from a Mobility Perspective, 2023</w:t>
+        <w:t xml:space="preserve">: Spatial Effects of Geographic </w:t>
+      </w:r>
+      <w:r>
+        <w:rPr>
+          <w:rFonts w:ascii="Times New Roman" w:hAnsi="Times New Roman" w:cs="Times New Roman"/>
+          <w:szCs w:val="21"/>
+        </w:rPr>
+        <w:lastRenderedPageBreak/>
+        <w:t>Environmental Exposure and Perception on Social-Psychological Health from a Mobility Perspective, 2023</w:t>
       </w:r>
       <w:r>
         <w:rPr>
@@ -4862,23 +4921,7 @@
           <w:rFonts w:ascii="Times New Roman" w:hAnsi="Times New Roman" w:cs="Times New Roman"/>
           <w:szCs w:val="21"/>
         </w:rPr>
-        <w:t xml:space="preserve"> Health Effects and Mechanisms of Geographic Environmental Exposure in Residents' Spatiotemporal </w:t>
-      </w:r>
-      <w:proofErr w:type="spellStart"/>
-      <w:r>
-        <w:rPr>
-          <w:rFonts w:ascii="Times New Roman" w:hAnsi="Times New Roman" w:cs="Times New Roman"/>
-          <w:szCs w:val="21"/>
-        </w:rPr>
-        <w:t>Behavior</w:t>
-      </w:r>
-      <w:proofErr w:type="spellEnd"/>
-      <w:r>
-        <w:rPr>
-          <w:rFonts w:ascii="Times New Roman" w:hAnsi="Times New Roman" w:cs="Times New Roman"/>
-          <w:szCs w:val="21"/>
-        </w:rPr>
-        <w:t>, 2019</w:t>
+        <w:t xml:space="preserve"> Health Effects and Mechanisms of Geographic Environmental Exposure in Residents' Spatiotemporal Behavior, 2019</w:t>
       </w:r>
       <w:r>
         <w:rPr>
@@ -4922,15 +4965,7 @@
           <w:rFonts w:ascii="Times New Roman" w:hAnsi="Times New Roman" w:cs="Times New Roman"/>
           <w:szCs w:val="21"/>
         </w:rPr>
-        <w:t xml:space="preserve"> Key Technologies for Intelligent Spatial Development Management and Planning Support of Villages </w:t>
-      </w:r>
-      <w:r>
-        <w:rPr>
-          <w:rFonts w:ascii="Times New Roman" w:hAnsi="Times New Roman" w:cs="Times New Roman"/>
-          <w:szCs w:val="21"/>
-        </w:rPr>
-        <w:lastRenderedPageBreak/>
-        <w:t>and Towns at the County Level, 2020</w:t>
+        <w:t xml:space="preserve"> Key Technologies for Intelligent Spatial Development Management and Planning Support of Villages and Towns at the County Level, 2020</w:t>
       </w:r>
       <w:r>
         <w:rPr>
@@ -5149,9 +5184,9 @@
               </wp:anchor>
             </w:drawing>
           </mc:Choice>
-          <mc:Fallback>
+          <mc:Fallback xmlns:w16cei="http://schemas.microsoft.com/office/word/2026/wordml/cei">
             <w:pict>
-              <v:line w14:anchorId="666D9E10" id="直接连接符 5" o:spid="_x0000_s1026" style="position:absolute;z-index:251677696;visibility:visible;mso-wrap-style:square;mso-wrap-distance-left:9pt;mso-wrap-distance-top:0;mso-wrap-distance-right:9pt;mso-wrap-distance-bottom:0;mso-position-horizontal:absolute;mso-position-horizontal-relative:text;mso-position-vertical:absolute;mso-position-vertical-relative:text" from="-8.35pt,15pt" to="479.95pt,15pt" o:gfxdata="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" strokecolor="black [3213]" strokeweight="1pt">
+              <v:line w14:anchorId="5B364C86" id="直接连接符 5" o:spid="_x0000_s1026" style="position:absolute;z-index:251677696;visibility:visible;mso-wrap-style:square;mso-wrap-distance-left:9pt;mso-wrap-distance-top:0;mso-wrap-distance-right:9pt;mso-wrap-distance-bottom:0;mso-position-horizontal:absolute;mso-position-horizontal-relative:text;mso-position-vertical:absolute;mso-position-vertical-relative:text" from="-8.35pt,15pt" to="479.95pt,15pt" o:gfxdata="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" strokecolor="black [3213]" strokeweight="1pt">
                 <v:stroke joinstyle="miter"/>
               </v:line>
             </w:pict>
@@ -5166,7 +5201,7 @@
           <w:sz w:val="24"/>
           <w:szCs w:val="24"/>
         </w:rPr>
-        <w:t>Teaching and Peer Review Experience</w:t>
+        <w:t>TEACHING AND PEER REVIEW EXPERIENCE</w:t>
       </w:r>
     </w:p>
     <w:p>
@@ -5270,14 +5305,7 @@
           <w:iCs/>
           <w:szCs w:val="21"/>
         </w:rPr>
-        <w:t>NPJ Urban Sustainability, Urban Climate,</w:t>
-      </w:r>
-      <w:r>
-        <w:rPr>
-          <w:rFonts w:ascii="Times New Roman" w:hAnsi="Times New Roman" w:cs="Times New Roman" w:hint="eastAsia"/>
-          <w:szCs w:val="21"/>
-        </w:rPr>
-        <w:t xml:space="preserve"> </w:t>
+        <w:t>Advances in Continuous and Discrete Models,</w:t>
       </w:r>
       <w:r>
         <w:rPr>
@@ -5286,7 +5314,7 @@
           <w:iCs/>
           <w:szCs w:val="21"/>
         </w:rPr>
-        <w:t xml:space="preserve">Cities, </w:t>
+        <w:t xml:space="preserve"> </w:t>
       </w:r>
       <w:r>
         <w:rPr>
@@ -5295,19 +5323,17 @@
           <w:iCs/>
           <w:szCs w:val="21"/>
         </w:rPr>
-        <w:t xml:space="preserve">Journal of </w:t>
-      </w:r>
-      <w:proofErr w:type="spellStart"/>
-      <w:r>
-        <w:rPr>
-          <w:rFonts w:ascii="Times New Roman" w:hAnsi="Times New Roman" w:cs="Times New Roman"/>
+        <w:t>Journal of Geovisualization and Spatial Analysis</w:t>
+      </w:r>
+      <w:r>
+        <w:rPr>
+          <w:rFonts w:ascii="Times New Roman" w:hAnsi="Times New Roman" w:cs="Times New Roman" w:hint="eastAsia"/>
           <w:i/>
           <w:iCs/>
           <w:szCs w:val="21"/>
         </w:rPr>
-        <w:t>Geovisualization</w:t>
-      </w:r>
-      <w:proofErr w:type="spellEnd"/>
+        <w:t xml:space="preserve">, </w:t>
+      </w:r>
       <w:r>
         <w:rPr>
           <w:rFonts w:ascii="Times New Roman" w:hAnsi="Times New Roman" w:cs="Times New Roman"/>
@@ -5315,7 +5341,7 @@
           <w:iCs/>
           <w:szCs w:val="21"/>
         </w:rPr>
-        <w:t xml:space="preserve"> and Spatial Analysis</w:t>
+        <w:t>Building and Environment</w:t>
       </w:r>
       <w:r>
         <w:rPr>
@@ -5328,19 +5354,12 @@
       </w:r>
       <w:r>
         <w:rPr>
-          <w:rFonts w:ascii="Times New Roman" w:hAnsi="Times New Roman" w:cs="Times New Roman" w:hint="eastAsia"/>
+          <w:rFonts w:ascii="Times New Roman" w:hAnsi="Times New Roman" w:cs="Times New Roman"/>
           <w:i/>
           <w:iCs/>
           <w:szCs w:val="21"/>
         </w:rPr>
-        <w:t>Applied Geography</w:t>
-      </w:r>
-      <w:r>
-        <w:rPr>
-          <w:rFonts w:ascii="Times New Roman" w:hAnsi="Times New Roman" w:cs="Times New Roman" w:hint="eastAsia"/>
-          <w:szCs w:val="21"/>
-        </w:rPr>
-        <w:t>,</w:t>
+        <w:t>NPJ Urban Sustainability, Urban Climate,</w:t>
       </w:r>
       <w:r>
         <w:rPr>
@@ -5351,21 +5370,46 @@
       </w:r>
       <w:r>
         <w:rPr>
-          <w:rFonts w:ascii="Times New Roman" w:hAnsi="Times New Roman" w:cs="Times New Roman"/>
+          <w:rFonts w:ascii="Times New Roman" w:hAnsi="Times New Roman" w:cs="Times New Roman" w:hint="eastAsia"/>
           <w:i/>
           <w:iCs/>
           <w:szCs w:val="21"/>
         </w:rPr>
-        <w:t>Huma</w:t>
-      </w:r>
-      <w:r>
-        <w:rPr>
-          <w:rFonts w:ascii="Times New Roman" w:hAnsi="Times New Roman" w:cs="Times New Roman"/>
+        <w:t xml:space="preserve">Cities, </w:t>
+      </w:r>
+      <w:r>
+        <w:rPr>
+          <w:rFonts w:ascii="Times New Roman" w:hAnsi="Times New Roman" w:cs="Times New Roman" w:hint="eastAsia"/>
           <w:i/>
           <w:iCs/>
           <w:szCs w:val="21"/>
         </w:rPr>
-        <w:t>nities and Social Sciences Communications, Advances in Continuous and Discrete Models, Journal of Environmental Management, BMC Public Health</w:t>
+        <w:t>Applied Geography</w:t>
+      </w:r>
+      <w:r>
+        <w:rPr>
+          <w:rFonts w:ascii="Times New Roman" w:hAnsi="Times New Roman" w:cs="Times New Roman" w:hint="eastAsia"/>
+          <w:szCs w:val="21"/>
+        </w:rPr>
+        <w:t xml:space="preserve">, </w:t>
+      </w:r>
+      <w:r>
+        <w:rPr>
+          <w:rFonts w:ascii="Times New Roman" w:hAnsi="Times New Roman" w:cs="Times New Roman"/>
+          <w:i/>
+          <w:iCs/>
+          <w:szCs w:val="21"/>
+        </w:rPr>
+        <w:t>Huma</w:t>
+      </w:r>
+      <w:r>
+        <w:rPr>
+          <w:rFonts w:ascii="Times New Roman" w:hAnsi="Times New Roman" w:cs="Times New Roman"/>
+          <w:i/>
+          <w:iCs/>
+          <w:szCs w:val="21"/>
+        </w:rPr>
+        <w:t>nities and Social Sciences Communications, Journal of Environmental Management, BMC Public Health</w:t>
       </w:r>
       <w:r>
         <w:rPr>
@@ -5496,9 +5540,9 @@
               </wp:anchor>
             </w:drawing>
           </mc:Choice>
-          <mc:Fallback>
+          <mc:Fallback xmlns:w16cei="http://schemas.microsoft.com/office/word/2026/wordml/cei">
             <w:pict>
-              <v:line w14:anchorId="64FCDB92" id="直接连接符 5" o:spid="_x0000_s1026" style="position:absolute;left:0;text-align:left;z-index:251669504;visibility:visible;mso-wrap-style:square;mso-wrap-distance-left:9pt;mso-wrap-distance-top:0;mso-wrap-distance-right:9pt;mso-wrap-distance-bottom:0;mso-position-horizontal:absolute;mso-position-horizontal-relative:text;mso-position-vertical:absolute;mso-position-vertical-relative:text" from="-8.35pt,15pt" to="479.95pt,15pt" o:gfxdata="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" strokecolor="black [3213]" strokeweight="1pt">
+              <v:line w14:anchorId="5EF21FE9" id="直接连接符 5" o:spid="_x0000_s1026" style="position:absolute;z-index:251669504;visibility:visible;mso-wrap-style:square;mso-wrap-distance-left:9pt;mso-wrap-distance-top:0;mso-wrap-distance-right:9pt;mso-wrap-distance-bottom:0;mso-position-horizontal:absolute;mso-position-horizontal-relative:text;mso-position-vertical:absolute;mso-position-vertical-relative:text" from="-8.35pt,15pt" to="479.95pt,15pt" o:gfxdata="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" strokecolor="black [3213]" strokeweight="1pt">
                 <v:stroke joinstyle="miter"/>
               </v:line>
             </w:pict>
@@ -5576,27 +5620,7 @@
           <w:bCs/>
           <w:szCs w:val="21"/>
         </w:rPr>
-        <w:t xml:space="preserve">Annual Conference on Spatial </w:t>
-      </w:r>
-      <w:proofErr w:type="spellStart"/>
-      <w:r>
-        <w:rPr>
-          <w:rFonts w:ascii="Times New Roman" w:hAnsi="Times New Roman" w:cs="Times New Roman"/>
-          <w:b/>
-          <w:bCs/>
-          <w:szCs w:val="21"/>
-        </w:rPr>
-        <w:t>Behavior</w:t>
-      </w:r>
-      <w:proofErr w:type="spellEnd"/>
-      <w:r>
-        <w:rPr>
-          <w:rFonts w:ascii="Times New Roman" w:hAnsi="Times New Roman" w:cs="Times New Roman"/>
-          <w:b/>
-          <w:bCs/>
-          <w:szCs w:val="21"/>
-        </w:rPr>
-        <w:t xml:space="preserve"> and Planning</w:t>
+        <w:t>Annual Conference on Spatial Behavior and Planning</w:t>
       </w:r>
     </w:p>
     <w:p>
@@ -5840,9 +5864,9 @@
               </wp:anchor>
             </w:drawing>
           </mc:Choice>
-          <mc:Fallback>
+          <mc:Fallback xmlns:w16cei="http://schemas.microsoft.com/office/word/2026/wordml/cei">
             <w:pict>
-              <v:line w14:anchorId="6942D1AC" id="直接连接符 5" o:spid="_x0000_s1026" style="position:absolute;z-index:251679744;visibility:visible;mso-wrap-style:square;mso-wrap-distance-left:9pt;mso-wrap-distance-top:0;mso-wrap-distance-right:9pt;mso-wrap-distance-bottom:0;mso-position-horizontal:absolute;mso-position-horizontal-relative:text;mso-position-vertical:absolute;mso-position-vertical-relative:text" from="-8.35pt,15pt" to="479.95pt,15pt" o:gfxdata="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" strokecolor="black [3213]" strokeweight="1pt">
+              <v:line w14:anchorId="51F956E1" id="直接连接符 5" o:spid="_x0000_s1026" style="position:absolute;z-index:251679744;visibility:visible;mso-wrap-style:square;mso-wrap-distance-left:9pt;mso-wrap-distance-top:0;mso-wrap-distance-right:9pt;mso-wrap-distance-bottom:0;mso-position-horizontal:absolute;mso-position-horizontal-relative:text;mso-position-vertical:absolute;mso-position-vertical-relative:text" from="-8.35pt,15pt" to="479.95pt,15pt" o:gfxdata="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" strokecolor="black [3213]" strokeweight="1pt">
                 <v:stroke joinstyle="miter"/>
               </v:line>
             </w:pict>
